--- a/klagomål/A 22307-2026 FSC-klagomål.docx
+++ b/klagomål/A 22307-2026 FSC-klagomål.docx
@@ -971,7 +971,7 @@
     <w:r>
       <w:tab/>
       <w:tab/>
-      <w:t>2026-06-15</w:t>
+      <w:t>2026-06-16</w:t>
       <w:br/>
       <w:br/>
     </w:r>

--- a/klagomål/A 22307-2026 FSC-klagomål.docx
+++ b/klagomål/A 22307-2026 FSC-klagomål.docx
@@ -971,7 +971,7 @@
     <w:r>
       <w:tab/>
       <w:tab/>
-      <w:t>2026-06-16</w:t>
+      <w:t>2026-06-17</w:t>
       <w:br/>
       <w:br/>
     </w:r>

--- a/klagomål/A 22307-2026 FSC-klagomål.docx
+++ b/klagomål/A 22307-2026 FSC-klagomål.docx
@@ -1,6 +1,6 @@
 
 <file path=word/document.xml><?xml version="1.0" encoding="utf-8"?>
-<w:document xmlns:wpc="http://schemas.microsoft.com/office/word/2010/wordprocessingCanvas" xmlns:cx="http://schemas.microsoft.com/office/drawing/2014/chartex" xmlns:cx1="http://schemas.microsoft.com/office/drawing/2015/9/8/chartex" xmlns:cx2="http://schemas.microsoft.com/office/drawing/2015/10/21/chartex" xmlns:cx3="http://schemas.microsoft.com/office/drawing/2016/5/9/chartex" xmlns:cx4="http://schemas.microsoft.com/office/drawing/2016/5/10/chartex" xmlns:cx5="http://schemas.microsoft.com/office/drawing/2016/5/11/chartex" xmlns:cx6="http://schemas.microsoft.com/office/drawing/2016/5/12/chartex" xmlns:cx7="http://schemas.microsoft.com/office/drawing/2016/5/13/chartex" xmlns:cx8="http://schemas.microsoft.com/office/drawing/2016/5/14/chartex" xmlns:mc="http://schemas.openxmlformats.org/markup-compatibility/2006" xmlns:aink="http://schemas.microsoft.com/office/drawing/2016/ink" xmlns:am3d="http://schemas.microsoft.com/office/drawing/2017/model3d" xmlns:o="urn:schemas-microsoft-com:office:office" xmlns:oel="http://schemas.microsoft.com/office/2019/extlst" xmlns:r="http://schemas.openxmlformats.org/officeDocument/2006/relationships" xmlns:m="http://schemas.openxmlformats.org/officeDocument/2006/math" xmlns:v="urn:schemas-microsoft-com:vml" xmlns:wp14="http://schemas.microsoft.com/office/word/2010/wordprocessingDrawing" xmlns:wp="http://schemas.openxmlformats.org/drawingml/2006/wordprocessingDrawing" xmlns:w10="urn:schemas-microsoft-com:office:word" xmlns:w="http://schemas.openxmlformats.org/wordprocessingml/2006/main" xmlns:w14="http://schemas.microsoft.com/office/word/2010/wordml" xmlns:w15="http://schemas.microsoft.com/office/word/2012/wordml" xmlns:w16cex="http://schemas.microsoft.com/office/word/2018/wordml/cex" xmlns:w16cid="http://schemas.microsoft.com/office/word/2016/wordml/cid" xmlns:w16="http://schemas.microsoft.com/office/word/2018/wordml" xmlns:w16sdtdh="http://schemas.microsoft.com/office/word/2020/wordml/sdtdatahash" xmlns:w16se="http://schemas.microsoft.com/office/word/2015/wordml/symex" xmlns:wpg="http://schemas.microsoft.com/office/word/2010/wordprocessingGroup" xmlns:wpi="http://schemas.microsoft.com/office/word/2010/wordprocessingInk" xmlns:wne="http://schemas.microsoft.com/office/word/2006/wordml" xmlns:wps="http://schemas.microsoft.com/office/word/2010/wordprocessingShape" mc:Ignorable="w14 w15 w16se w16cid w16 w16cex w16sdtdh wp14">
+<w:document xmlns:wpc="http://schemas.microsoft.com/office/word/2010/wordprocessingCanvas" xmlns:cx="http://schemas.microsoft.com/office/drawing/2014/chartex" xmlns:cx1="http://schemas.microsoft.com/office/drawing/2015/9/8/chartex" xmlns:cx2="http://schemas.microsoft.com/office/drawing/2015/10/21/chartex" xmlns:cx3="http://schemas.microsoft.com/office/drawing/2016/5/9/chartex" xmlns:cx4="http://schemas.microsoft.com/office/drawing/2016/5/10/chartex" xmlns:cx5="http://schemas.microsoft.com/office/drawing/2016/5/11/chartex" xmlns:cx6="http://schemas.microsoft.com/office/drawing/2016/5/12/chartex" xmlns:cx7="http://schemas.microsoft.com/office/drawing/2016/5/13/chartex" xmlns:cx8="http://schemas.microsoft.com/office/drawing/2016/5/14/chartex" xmlns:mc="http://schemas.openxmlformats.org/markup-compatibility/2006" xmlns:aink="http://schemas.microsoft.com/office/drawing/2016/ink" xmlns:am3d="http://schemas.microsoft.com/office/drawing/2017/model3d" xmlns:o="urn:schemas-microsoft-com:office:office" xmlns:oel="http://schemas.microsoft.com/office/2019/extlst" xmlns:r="http://schemas.openxmlformats.org/officeDocument/2006/relationships" xmlns:m="http://schemas.openxmlformats.org/officeDocument/2006/math" xmlns:v="urn:schemas-microsoft-com:vml" xmlns:wp14="http://schemas.microsoft.com/office/word/2010/wordprocessingDrawing" xmlns:wp="http://schemas.openxmlformats.org/drawingml/2006/wordprocessingDrawing" xmlns:w10="urn:schemas-microsoft-com:office:word" xmlns:w="http://schemas.openxmlformats.org/wordprocessingml/2006/main" xmlns:w14="http://schemas.microsoft.com/office/word/2010/wordml" xmlns:w15="http://schemas.microsoft.com/office/word/2012/wordml" xmlns:w16cex="http://schemas.microsoft.com/office/word/2018/wordml/cex" xmlns:w16cid="http://schemas.microsoft.com/office/word/2016/wordml/cid" xmlns:w16="http://schemas.microsoft.com/office/word/2018/wordml" xmlns:w16du="http://schemas.microsoft.com/office/word/2023/wordml/word16du" xmlns:w16sdtdh="http://schemas.microsoft.com/office/word/2020/wordml/sdtdatahash" xmlns:w16sdtfl="http://schemas.microsoft.com/office/word/2024/wordml/sdtformatlock" xmlns:w16se="http://schemas.microsoft.com/office/word/2015/wordml/symex" xmlns:wpg="http://schemas.microsoft.com/office/word/2010/wordprocessingGroup" xmlns:wpi="http://schemas.microsoft.com/office/word/2010/wordprocessingInk" xmlns:wne="http://schemas.microsoft.com/office/word/2006/wordml" xmlns:wps="http://schemas.microsoft.com/office/word/2010/wordprocessingShape" mc:Ignorable="w14 w15 w16se w16cid w16 w16cex w16sdtdh w16sdtfl w16du wp14">
   <w:body>
     <w:p>
       <w:r>
@@ -168,7 +168,7 @@
     </w:p>
     <w:p>
       <w:r>
-        <w:t>Detta dokument behandlar höga naturvärden i avverkningsanmälan A 22307-2026 i Bräcke kommun. Denna avverkningsanmälan inkom 2026-05-12 11:15:47 och omfattar 4,6 ha.</w:t>
+        <w:t>Detta dokument behandlar höga naturvärden i avverkningsanmälan A 22307-2026 i Bräcke kommun som inkom 2026-05-12 och omfattar 4,6 ha.</w:t>
       </w:r>
     </w:p>
     <w:p>
@@ -191,12 +191,15 @@
     </w:p>
     <w:p>
       <w:r>
-        <w:t>I avverkningsanmälan har följande 5 naturvårdsarter hittats: garnlav (NT), kolflarnlav (NT), lunglav (NT), skrovellav (NT) och stuplav (S). Av dessa är 4 rödlistade. För rödlistade arter har rödlistekategorin angivits inom parentes. Arter som är signalarter enligt Skogsstyrelsen har markerats med (S).</w:t>
+        <w:t>I och inom 19 meter från avverkningsanmälan har följande 6 naturvårdsarter hittats: garnlav (VU, T), kolflarnlav (NT, T), lunglav (NT, T), reliktbock (NT, T), skrovellav (NT, T) och stuplav (S, T). Av dessa är 5 rödlistade. För rödlistade arter har rödlistekategorin angivits inom parentes. Arter som är signalarter enligt Skogsstyrelsen har markerats med (S). Typiska arter inom Natura 2000 som är kopplade till skogsekosystem har markerats med (T).</w:t>
       </w:r>
     </w:p>
     <w:p>
       <w:r>
-        <w:t>De påträffade naturvårdsarterna är ett tydligt kvitto på att detta rör sig om en skog med höga naturvärden. I Figur 1 visas en karta över det avverkningsanmälda området, där samtliga fyndplatser för naturvårdsarter som finns registrerade på Artportalen har markerats.</w:t>
+        <w:t>De påträffade naturvårdsarterna är ett tydligt kvitto på att det rör sig om en skog med höga naturvärden.</w:t>
+      </w:r>
+      <w:r>
+        <w:t xml:space="preserve"> I Figur 1 visas fyndplatser för naturvårdsarter i området, som finns registrerade på Artportalen.</w:t>
       </w:r>
     </w:p>
     <w:p>
@@ -206,7 +209,7 @@
       <w:r>
         <w:drawing>
           <wp:inline xmlns:a="http://schemas.openxmlformats.org/drawingml/2006/main" xmlns:pic="http://schemas.openxmlformats.org/drawingml/2006/picture">
-            <wp:extent cx="5486400" cy="6319527"/>
+            <wp:extent cx="5044924" cy="5688000"/>
             <wp:docPr id="1" name="Picture 1"/>
             <wp:cNvGraphicFramePr>
               <a:graphicFrameLocks noChangeAspect="1"/>
@@ -227,7 +230,7 @@
                   <pic:spPr>
                     <a:xfrm>
                       <a:off x="0" y="0"/>
-                      <a:ext cx="5486400" cy="6319527"/>
+                      <a:ext cx="5044924" cy="5688000"/>
                     </a:xfrm>
                     <a:prstGeom prst="rect"/>
                   </pic:spPr>
@@ -241,9 +244,10 @@
     <w:p>
       <w:pPr>
         <w:pStyle w:val="Caption"/>
+        <w:spacing w:after="240"/>
       </w:pPr>
       <w:r>
-        <w:t>Figur 1. Fyndplatser för naturvårdsarter i det avverkningsanmälda området (röd linje). Markörer utan svart kant är placerade på fyndplatsen. Markörer med svart kant är placerade vid sidan av fyndplatsen och har ett svart streck som visar fyndplatsens exakta position. Kartans mittpunktskoordinat är N 6952854, E 512393 i SWEREF 99 TM.</w:t>
+        <w:t>Figur 1. Fyndplatser för naturvårdsarter i och inom 19 meter från avverkningsanmälan (röd linje). Markörer utan svart kant är placerade på fyndplatsen. Markörer med svart kant är placerade vid sidan av fyndplatsen och har ett svart streck som visar fyndplatsens exakta position. Kartans mittpunktskoordinat är N 6952854, E 512393 i SWEREF 99 TM.</w:t>
       </w:r>
     </w:p>
     <w:p>
@@ -349,6 +353,35 @@
       </w:r>
       <w:r>
         <w:t xml:space="preserve"> (SLU Artdatabanken, 2026; Nitare &amp; Skogsstyrelsen, 2019).</w:t>
+      </w:r>
+    </w:p>
+    <w:p>
+      <w:r>
+        <w:rPr>
+          <w:b/>
+        </w:rPr>
+        <w:t>Reliktbock (NT)</w:t>
+      </w:r>
+      <w:r>
+        <w:t xml:space="preserve"> är en skalbagge vars larvutveckling sker i tjock, solexponerad skorpbark på gamla, levande tallar. Ofta i träd som under längre tid stått fritt och öppet, t.ex. i kantzoner i odlingslandskap, längs stränder och åsar, men också i gles, gammal tallskog på mager mark. Arten är brandgynnad genom att omgivande småträd och buskar försvinner vid lågintensiva bränder samtidigt som gamla tallar överlever och förblir solexponerade. Minskningstakten för den svenska populationen bedöms vara nära gränsvärdet för Sårbar (VU) och i den europeiska rödlistan är reliktbock rödlistad som Sårbar (VU) vilket innebär att Sverige har ett internationellt ansvar för arten. Gamla tallskogar bör få ett långsiktigt skydd, och inte slutavverkas. Reliktbock är typisk art för </w:t>
+      </w:r>
+      <w:r>
+        <w:rPr>
+          <w:i/>
+        </w:rPr>
+        <w:t>9010 Taiga</w:t>
+      </w:r>
+      <w:r>
+        <w:t xml:space="preserve"> och</w:t>
+      </w:r>
+      <w:r>
+        <w:rPr>
+          <w:i/>
+        </w:rPr>
+        <w:t xml:space="preserve"> 9060 Åsbarrskog</w:t>
+      </w:r>
+      <w:r>
+        <w:t xml:space="preserve"> (SLU Artdatabanken, 2024; IUCN, 2016).</w:t>
       </w:r>
     </w:p>
     <w:p>
@@ -544,7 +577,7 @@
         <w:rPr>
           <w:i/>
         </w:rPr>
-        <w:t>I det avverkningsanmälda skogsområdet har 5 naturvårdsarter varav 4 rödlistade arter sina livsmiljöer och växtplatser.</w:t>
+        <w:t>I det avverkningsanmälda skogsområdet har 6 naturvårdsarter varav 5 rödlistade arter sina livsmiljöer och växtplatser.</w:t>
       </w:r>
     </w:p>
     <w:p>
@@ -861,7 +894,7 @@
 </file>
 
 <file path=word/endnotes.xml><?xml version="1.0" encoding="utf-8"?>
-<w:endnotes xmlns:wpc="http://schemas.microsoft.com/office/word/2010/wordprocessingCanvas" xmlns:cx="http://schemas.microsoft.com/office/drawing/2014/chartex" xmlns:cx1="http://schemas.microsoft.com/office/drawing/2015/9/8/chartex" xmlns:cx2="http://schemas.microsoft.com/office/drawing/2015/10/21/chartex" xmlns:cx3="http://schemas.microsoft.com/office/drawing/2016/5/9/chartex" xmlns:cx4="http://schemas.microsoft.com/office/drawing/2016/5/10/chartex" xmlns:cx5="http://schemas.microsoft.com/office/drawing/2016/5/11/chartex" xmlns:cx6="http://schemas.microsoft.com/office/drawing/2016/5/12/chartex" xmlns:cx7="http://schemas.microsoft.com/office/drawing/2016/5/13/chartex" xmlns:cx8="http://schemas.microsoft.com/office/drawing/2016/5/14/chartex" xmlns:mc="http://schemas.openxmlformats.org/markup-compatibility/2006" xmlns:aink="http://schemas.microsoft.com/office/drawing/2016/ink" xmlns:am3d="http://schemas.microsoft.com/office/drawing/2017/model3d" xmlns:o="urn:schemas-microsoft-com:office:office" xmlns:oel="http://schemas.microsoft.com/office/2019/extlst" xmlns:r="http://schemas.openxmlformats.org/officeDocument/2006/relationships" xmlns:m="http://schemas.openxmlformats.org/officeDocument/2006/math" xmlns:v="urn:schemas-microsoft-com:vml" xmlns:wp14="http://schemas.microsoft.com/office/word/2010/wordprocessingDrawing" xmlns:wp="http://schemas.openxmlformats.org/drawingml/2006/wordprocessingDrawing" xmlns:w10="urn:schemas-microsoft-com:office:word" xmlns:w="http://schemas.openxmlformats.org/wordprocessingml/2006/main" xmlns:w14="http://schemas.microsoft.com/office/word/2010/wordml" xmlns:w15="http://schemas.microsoft.com/office/word/2012/wordml" xmlns:w16cex="http://schemas.microsoft.com/office/word/2018/wordml/cex" xmlns:w16cid="http://schemas.microsoft.com/office/word/2016/wordml/cid" xmlns:w16="http://schemas.microsoft.com/office/word/2018/wordml" xmlns:w16sdtdh="http://schemas.microsoft.com/office/word/2020/wordml/sdtdatahash" xmlns:w16se="http://schemas.microsoft.com/office/word/2015/wordml/symex" xmlns:wpg="http://schemas.microsoft.com/office/word/2010/wordprocessingGroup" xmlns:wpi="http://schemas.microsoft.com/office/word/2010/wordprocessingInk" xmlns:wne="http://schemas.microsoft.com/office/word/2006/wordml" xmlns:wps="http://schemas.microsoft.com/office/word/2010/wordprocessingShape" mc:Ignorable="w14 w15 w16se w16cid w16 w16cex w16sdtdh wp14">
+<w:endnotes xmlns:wpc="http://schemas.microsoft.com/office/word/2010/wordprocessingCanvas" xmlns:cx="http://schemas.microsoft.com/office/drawing/2014/chartex" xmlns:cx1="http://schemas.microsoft.com/office/drawing/2015/9/8/chartex" xmlns:cx2="http://schemas.microsoft.com/office/drawing/2015/10/21/chartex" xmlns:cx3="http://schemas.microsoft.com/office/drawing/2016/5/9/chartex" xmlns:cx4="http://schemas.microsoft.com/office/drawing/2016/5/10/chartex" xmlns:cx5="http://schemas.microsoft.com/office/drawing/2016/5/11/chartex" xmlns:cx6="http://schemas.microsoft.com/office/drawing/2016/5/12/chartex" xmlns:cx7="http://schemas.microsoft.com/office/drawing/2016/5/13/chartex" xmlns:cx8="http://schemas.microsoft.com/office/drawing/2016/5/14/chartex" xmlns:mc="http://schemas.openxmlformats.org/markup-compatibility/2006" xmlns:aink="http://schemas.microsoft.com/office/drawing/2016/ink" xmlns:am3d="http://schemas.microsoft.com/office/drawing/2017/model3d" xmlns:o="urn:schemas-microsoft-com:office:office" xmlns:oel="http://schemas.microsoft.com/office/2019/extlst" xmlns:r="http://schemas.openxmlformats.org/officeDocument/2006/relationships" xmlns:m="http://schemas.openxmlformats.org/officeDocument/2006/math" xmlns:v="urn:schemas-microsoft-com:vml" xmlns:wp14="http://schemas.microsoft.com/office/word/2010/wordprocessingDrawing" xmlns:wp="http://schemas.openxmlformats.org/drawingml/2006/wordprocessingDrawing" xmlns:w10="urn:schemas-microsoft-com:office:word" xmlns:w="http://schemas.openxmlformats.org/wordprocessingml/2006/main" xmlns:w14="http://schemas.microsoft.com/office/word/2010/wordml" xmlns:w15="http://schemas.microsoft.com/office/word/2012/wordml" xmlns:w16cex="http://schemas.microsoft.com/office/word/2018/wordml/cex" xmlns:w16cid="http://schemas.microsoft.com/office/word/2016/wordml/cid" xmlns:w16="http://schemas.microsoft.com/office/word/2018/wordml" xmlns:w16du="http://schemas.microsoft.com/office/word/2023/wordml/word16du" xmlns:w16sdtdh="http://schemas.microsoft.com/office/word/2020/wordml/sdtdatahash" xmlns:w16sdtfl="http://schemas.microsoft.com/office/word/2024/wordml/sdtformatlock" xmlns:w16se="http://schemas.microsoft.com/office/word/2015/wordml/symex" xmlns:wpg="http://schemas.microsoft.com/office/word/2010/wordprocessingGroup" xmlns:wpi="http://schemas.microsoft.com/office/word/2010/wordprocessingInk" xmlns:wne="http://schemas.microsoft.com/office/word/2006/wordml" xmlns:wps="http://schemas.microsoft.com/office/word/2010/wordprocessingShape" mc:Ignorable="w14 w15 w16se w16cid w16 w16cex w16sdtdh w16sdtfl w16du wp14">
   <w:endnote w:type="separator" w:id="-1">
     <w:p>
       <w:pPr>
@@ -886,7 +919,7 @@
 </file>
 
 <file path=word/footer1.xml><?xml version="1.0" encoding="utf-8"?>
-<w:ftr xmlns:wpc="http://schemas.microsoft.com/office/word/2010/wordprocessingCanvas" xmlns:cx="http://schemas.microsoft.com/office/drawing/2014/chartex" xmlns:cx1="http://schemas.microsoft.com/office/drawing/2015/9/8/chartex" xmlns:cx2="http://schemas.microsoft.com/office/drawing/2015/10/21/chartex" xmlns:cx3="http://schemas.microsoft.com/office/drawing/2016/5/9/chartex" xmlns:cx4="http://schemas.microsoft.com/office/drawing/2016/5/10/chartex" xmlns:cx5="http://schemas.microsoft.com/office/drawing/2016/5/11/chartex" xmlns:cx6="http://schemas.microsoft.com/office/drawing/2016/5/12/chartex" xmlns:cx7="http://schemas.microsoft.com/office/drawing/2016/5/13/chartex" xmlns:cx8="http://schemas.microsoft.com/office/drawing/2016/5/14/chartex" xmlns:mc="http://schemas.openxmlformats.org/markup-compatibility/2006" xmlns:aink="http://schemas.microsoft.com/office/drawing/2016/ink" xmlns:am3d="http://schemas.microsoft.com/office/drawing/2017/model3d" xmlns:o="urn:schemas-microsoft-com:office:office" xmlns:oel="http://schemas.microsoft.com/office/2019/extlst" xmlns:r="http://schemas.openxmlformats.org/officeDocument/2006/relationships" xmlns:m="http://schemas.openxmlformats.org/officeDocument/2006/math" xmlns:v="urn:schemas-microsoft-com:vml" xmlns:wp14="http://schemas.microsoft.com/office/word/2010/wordprocessingDrawing" xmlns:wp="http://schemas.openxmlformats.org/drawingml/2006/wordprocessingDrawing" xmlns:w10="urn:schemas-microsoft-com:office:word" xmlns:w="http://schemas.openxmlformats.org/wordprocessingml/2006/main" xmlns:w14="http://schemas.microsoft.com/office/word/2010/wordml" xmlns:w15="http://schemas.microsoft.com/office/word/2012/wordml" xmlns:w16cex="http://schemas.microsoft.com/office/word/2018/wordml/cex" xmlns:w16cid="http://schemas.microsoft.com/office/word/2016/wordml/cid" xmlns:w16="http://schemas.microsoft.com/office/word/2018/wordml" xmlns:w16sdtdh="http://schemas.microsoft.com/office/word/2020/wordml/sdtdatahash" xmlns:w16se="http://schemas.microsoft.com/office/word/2015/wordml/symex" xmlns:wpg="http://schemas.microsoft.com/office/word/2010/wordprocessingGroup" xmlns:wpi="http://schemas.microsoft.com/office/word/2010/wordprocessingInk" xmlns:wne="http://schemas.microsoft.com/office/word/2006/wordml" xmlns:wps="http://schemas.microsoft.com/office/word/2010/wordprocessingShape" mc:Ignorable="w14 w15 w16se w16cid w16 w16cex w16sdtdh wp14">
+<w:ftr xmlns:wpc="http://schemas.microsoft.com/office/word/2010/wordprocessingCanvas" xmlns:cx="http://schemas.microsoft.com/office/drawing/2014/chartex" xmlns:cx1="http://schemas.microsoft.com/office/drawing/2015/9/8/chartex" xmlns:cx2="http://schemas.microsoft.com/office/drawing/2015/10/21/chartex" xmlns:cx3="http://schemas.microsoft.com/office/drawing/2016/5/9/chartex" xmlns:cx4="http://schemas.microsoft.com/office/drawing/2016/5/10/chartex" xmlns:cx5="http://schemas.microsoft.com/office/drawing/2016/5/11/chartex" xmlns:cx6="http://schemas.microsoft.com/office/drawing/2016/5/12/chartex" xmlns:cx7="http://schemas.microsoft.com/office/drawing/2016/5/13/chartex" xmlns:cx8="http://schemas.microsoft.com/office/drawing/2016/5/14/chartex" xmlns:mc="http://schemas.openxmlformats.org/markup-compatibility/2006" xmlns:aink="http://schemas.microsoft.com/office/drawing/2016/ink" xmlns:am3d="http://schemas.microsoft.com/office/drawing/2017/model3d" xmlns:o="urn:schemas-microsoft-com:office:office" xmlns:oel="http://schemas.microsoft.com/office/2019/extlst" xmlns:r="http://schemas.openxmlformats.org/officeDocument/2006/relationships" xmlns:m="http://schemas.openxmlformats.org/officeDocument/2006/math" xmlns:v="urn:schemas-microsoft-com:vml" xmlns:wp14="http://schemas.microsoft.com/office/word/2010/wordprocessingDrawing" xmlns:wp="http://schemas.openxmlformats.org/drawingml/2006/wordprocessingDrawing" xmlns:w10="urn:schemas-microsoft-com:office:word" xmlns:w="http://schemas.openxmlformats.org/wordprocessingml/2006/main" xmlns:w14="http://schemas.microsoft.com/office/word/2010/wordml" xmlns:w15="http://schemas.microsoft.com/office/word/2012/wordml" xmlns:w16cex="http://schemas.microsoft.com/office/word/2018/wordml/cex" xmlns:w16cid="http://schemas.microsoft.com/office/word/2016/wordml/cid" xmlns:w16="http://schemas.microsoft.com/office/word/2018/wordml" xmlns:w16du="http://schemas.microsoft.com/office/word/2023/wordml/word16du" xmlns:w16sdtdh="http://schemas.microsoft.com/office/word/2020/wordml/sdtdatahash" xmlns:w16sdtfl="http://schemas.microsoft.com/office/word/2024/wordml/sdtformatlock" xmlns:w16se="http://schemas.microsoft.com/office/word/2015/wordml/symex" xmlns:wpg="http://schemas.microsoft.com/office/word/2010/wordprocessingGroup" xmlns:wpi="http://schemas.microsoft.com/office/word/2010/wordprocessingInk" xmlns:wne="http://schemas.microsoft.com/office/word/2006/wordml" xmlns:wps="http://schemas.microsoft.com/office/word/2010/wordprocessingShape" mc:Ignorable="w14 w15 w16se w16cid w16 w16cex w16sdtdh w16sdtfl w16du wp14">
   <w:p>
     <w:pPr>
       <w:pStyle w:val="Footer"/>
@@ -896,7 +929,7 @@
 </file>
 
 <file path=word/footer2.xml><?xml version="1.0" encoding="utf-8"?>
-<w:ftr xmlns:wpc="http://schemas.microsoft.com/office/word/2010/wordprocessingCanvas" xmlns:cx="http://schemas.microsoft.com/office/drawing/2014/chartex" xmlns:cx1="http://schemas.microsoft.com/office/drawing/2015/9/8/chartex" xmlns:cx2="http://schemas.microsoft.com/office/drawing/2015/10/21/chartex" xmlns:cx3="http://schemas.microsoft.com/office/drawing/2016/5/9/chartex" xmlns:cx4="http://schemas.microsoft.com/office/drawing/2016/5/10/chartex" xmlns:cx5="http://schemas.microsoft.com/office/drawing/2016/5/11/chartex" xmlns:cx6="http://schemas.microsoft.com/office/drawing/2016/5/12/chartex" xmlns:cx7="http://schemas.microsoft.com/office/drawing/2016/5/13/chartex" xmlns:cx8="http://schemas.microsoft.com/office/drawing/2016/5/14/chartex" xmlns:mc="http://schemas.openxmlformats.org/markup-compatibility/2006" xmlns:aink="http://schemas.microsoft.com/office/drawing/2016/ink" xmlns:am3d="http://schemas.microsoft.com/office/drawing/2017/model3d" xmlns:o="urn:schemas-microsoft-com:office:office" xmlns:oel="http://schemas.microsoft.com/office/2019/extlst" xmlns:r="http://schemas.openxmlformats.org/officeDocument/2006/relationships" xmlns:m="http://schemas.openxmlformats.org/officeDocument/2006/math" xmlns:v="urn:schemas-microsoft-com:vml" xmlns:wp14="http://schemas.microsoft.com/office/word/2010/wordprocessingDrawing" xmlns:wp="http://schemas.openxmlformats.org/drawingml/2006/wordprocessingDrawing" xmlns:w10="urn:schemas-microsoft-com:office:word" xmlns:w="http://schemas.openxmlformats.org/wordprocessingml/2006/main" xmlns:w14="http://schemas.microsoft.com/office/word/2010/wordml" xmlns:w15="http://schemas.microsoft.com/office/word/2012/wordml" xmlns:w16cex="http://schemas.microsoft.com/office/word/2018/wordml/cex" xmlns:w16cid="http://schemas.microsoft.com/office/word/2016/wordml/cid" xmlns:w16="http://schemas.microsoft.com/office/word/2018/wordml" xmlns:w16sdtdh="http://schemas.microsoft.com/office/word/2020/wordml/sdtdatahash" xmlns:w16se="http://schemas.microsoft.com/office/word/2015/wordml/symex" xmlns:wpg="http://schemas.microsoft.com/office/word/2010/wordprocessingGroup" xmlns:wpi="http://schemas.microsoft.com/office/word/2010/wordprocessingInk" xmlns:wne="http://schemas.microsoft.com/office/word/2006/wordml" xmlns:wps="http://schemas.microsoft.com/office/word/2010/wordprocessingShape" mc:Ignorable="w14 w15 w16se w16cid w16 w16cex w16sdtdh wp14">
+<w:ftr xmlns:wpc="http://schemas.microsoft.com/office/word/2010/wordprocessingCanvas" xmlns:cx="http://schemas.microsoft.com/office/drawing/2014/chartex" xmlns:cx1="http://schemas.microsoft.com/office/drawing/2015/9/8/chartex" xmlns:cx2="http://schemas.microsoft.com/office/drawing/2015/10/21/chartex" xmlns:cx3="http://schemas.microsoft.com/office/drawing/2016/5/9/chartex" xmlns:cx4="http://schemas.microsoft.com/office/drawing/2016/5/10/chartex" xmlns:cx5="http://schemas.microsoft.com/office/drawing/2016/5/11/chartex" xmlns:cx6="http://schemas.microsoft.com/office/drawing/2016/5/12/chartex" xmlns:cx7="http://schemas.microsoft.com/office/drawing/2016/5/13/chartex" xmlns:cx8="http://schemas.microsoft.com/office/drawing/2016/5/14/chartex" xmlns:mc="http://schemas.openxmlformats.org/markup-compatibility/2006" xmlns:aink="http://schemas.microsoft.com/office/drawing/2016/ink" xmlns:am3d="http://schemas.microsoft.com/office/drawing/2017/model3d" xmlns:o="urn:schemas-microsoft-com:office:office" xmlns:oel="http://schemas.microsoft.com/office/2019/extlst" xmlns:r="http://schemas.openxmlformats.org/officeDocument/2006/relationships" xmlns:m="http://schemas.openxmlformats.org/officeDocument/2006/math" xmlns:v="urn:schemas-microsoft-com:vml" xmlns:wp14="http://schemas.microsoft.com/office/word/2010/wordprocessingDrawing" xmlns:wp="http://schemas.openxmlformats.org/drawingml/2006/wordprocessingDrawing" xmlns:w10="urn:schemas-microsoft-com:office:word" xmlns:w="http://schemas.openxmlformats.org/wordprocessingml/2006/main" xmlns:w14="http://schemas.microsoft.com/office/word/2010/wordml" xmlns:w15="http://schemas.microsoft.com/office/word/2012/wordml" xmlns:w16cex="http://schemas.microsoft.com/office/word/2018/wordml/cex" xmlns:w16cid="http://schemas.microsoft.com/office/word/2016/wordml/cid" xmlns:w16="http://schemas.microsoft.com/office/word/2018/wordml" xmlns:w16du="http://schemas.microsoft.com/office/word/2023/wordml/word16du" xmlns:w16sdtdh="http://schemas.microsoft.com/office/word/2020/wordml/sdtdatahash" xmlns:w16sdtfl="http://schemas.microsoft.com/office/word/2024/wordml/sdtformatlock" xmlns:w16se="http://schemas.microsoft.com/office/word/2015/wordml/symex" xmlns:wpg="http://schemas.microsoft.com/office/word/2010/wordprocessingGroup" xmlns:wpi="http://schemas.microsoft.com/office/word/2010/wordprocessingInk" xmlns:wne="http://schemas.microsoft.com/office/word/2006/wordml" xmlns:wps="http://schemas.microsoft.com/office/word/2010/wordprocessingShape" mc:Ignorable="w14 w15 w16se w16cid w16 w16cex w16sdtdh w16sdtfl w16du wp14">
   <w:p>
     <w:pPr>
       <w:pStyle w:val="Footer"/>
@@ -906,7 +939,7 @@
 </file>
 
 <file path=word/footer3.xml><?xml version="1.0" encoding="utf-8"?>
-<w:ftr xmlns:wpc="http://schemas.microsoft.com/office/word/2010/wordprocessingCanvas" xmlns:cx="http://schemas.microsoft.com/office/drawing/2014/chartex" xmlns:cx1="http://schemas.microsoft.com/office/drawing/2015/9/8/chartex" xmlns:cx2="http://schemas.microsoft.com/office/drawing/2015/10/21/chartex" xmlns:cx3="http://schemas.microsoft.com/office/drawing/2016/5/9/chartex" xmlns:cx4="http://schemas.microsoft.com/office/drawing/2016/5/10/chartex" xmlns:cx5="http://schemas.microsoft.com/office/drawing/2016/5/11/chartex" xmlns:cx6="http://schemas.microsoft.com/office/drawing/2016/5/12/chartex" xmlns:cx7="http://schemas.microsoft.com/office/drawing/2016/5/13/chartex" xmlns:cx8="http://schemas.microsoft.com/office/drawing/2016/5/14/chartex" xmlns:mc="http://schemas.openxmlformats.org/markup-compatibility/2006" xmlns:aink="http://schemas.microsoft.com/office/drawing/2016/ink" xmlns:am3d="http://schemas.microsoft.com/office/drawing/2017/model3d" xmlns:o="urn:schemas-microsoft-com:office:office" xmlns:oel="http://schemas.microsoft.com/office/2019/extlst" xmlns:r="http://schemas.openxmlformats.org/officeDocument/2006/relationships" xmlns:m="http://schemas.openxmlformats.org/officeDocument/2006/math" xmlns:v="urn:schemas-microsoft-com:vml" xmlns:wp14="http://schemas.microsoft.com/office/word/2010/wordprocessingDrawing" xmlns:wp="http://schemas.openxmlformats.org/drawingml/2006/wordprocessingDrawing" xmlns:w10="urn:schemas-microsoft-com:office:word" xmlns:w="http://schemas.openxmlformats.org/wordprocessingml/2006/main" xmlns:w14="http://schemas.microsoft.com/office/word/2010/wordml" xmlns:w15="http://schemas.microsoft.com/office/word/2012/wordml" xmlns:w16cex="http://schemas.microsoft.com/office/word/2018/wordml/cex" xmlns:w16cid="http://schemas.microsoft.com/office/word/2016/wordml/cid" xmlns:w16="http://schemas.microsoft.com/office/word/2018/wordml" xmlns:w16sdtdh="http://schemas.microsoft.com/office/word/2020/wordml/sdtdatahash" xmlns:w16se="http://schemas.microsoft.com/office/word/2015/wordml/symex" xmlns:wpg="http://schemas.microsoft.com/office/word/2010/wordprocessingGroup" xmlns:wpi="http://schemas.microsoft.com/office/word/2010/wordprocessingInk" xmlns:wne="http://schemas.microsoft.com/office/word/2006/wordml" xmlns:wps="http://schemas.microsoft.com/office/word/2010/wordprocessingShape" mc:Ignorable="w14 w15 w16se w16cid w16 w16cex w16sdtdh wp14">
+<w:ftr xmlns:wpc="http://schemas.microsoft.com/office/word/2010/wordprocessingCanvas" xmlns:cx="http://schemas.microsoft.com/office/drawing/2014/chartex" xmlns:cx1="http://schemas.microsoft.com/office/drawing/2015/9/8/chartex" xmlns:cx2="http://schemas.microsoft.com/office/drawing/2015/10/21/chartex" xmlns:cx3="http://schemas.microsoft.com/office/drawing/2016/5/9/chartex" xmlns:cx4="http://schemas.microsoft.com/office/drawing/2016/5/10/chartex" xmlns:cx5="http://schemas.microsoft.com/office/drawing/2016/5/11/chartex" xmlns:cx6="http://schemas.microsoft.com/office/drawing/2016/5/12/chartex" xmlns:cx7="http://schemas.microsoft.com/office/drawing/2016/5/13/chartex" xmlns:cx8="http://schemas.microsoft.com/office/drawing/2016/5/14/chartex" xmlns:mc="http://schemas.openxmlformats.org/markup-compatibility/2006" xmlns:aink="http://schemas.microsoft.com/office/drawing/2016/ink" xmlns:am3d="http://schemas.microsoft.com/office/drawing/2017/model3d" xmlns:o="urn:schemas-microsoft-com:office:office" xmlns:oel="http://schemas.microsoft.com/office/2019/extlst" xmlns:r="http://schemas.openxmlformats.org/officeDocument/2006/relationships" xmlns:m="http://schemas.openxmlformats.org/officeDocument/2006/math" xmlns:v="urn:schemas-microsoft-com:vml" xmlns:wp14="http://schemas.microsoft.com/office/word/2010/wordprocessingDrawing" xmlns:wp="http://schemas.openxmlformats.org/drawingml/2006/wordprocessingDrawing" xmlns:w10="urn:schemas-microsoft-com:office:word" xmlns:w="http://schemas.openxmlformats.org/wordprocessingml/2006/main" xmlns:w14="http://schemas.microsoft.com/office/word/2010/wordml" xmlns:w15="http://schemas.microsoft.com/office/word/2012/wordml" xmlns:w16cex="http://schemas.microsoft.com/office/word/2018/wordml/cex" xmlns:w16cid="http://schemas.microsoft.com/office/word/2016/wordml/cid" xmlns:w16="http://schemas.microsoft.com/office/word/2018/wordml" xmlns:w16du="http://schemas.microsoft.com/office/word/2023/wordml/word16du" xmlns:w16sdtdh="http://schemas.microsoft.com/office/word/2020/wordml/sdtdatahash" xmlns:w16sdtfl="http://schemas.microsoft.com/office/word/2024/wordml/sdtformatlock" xmlns:w16se="http://schemas.microsoft.com/office/word/2015/wordml/symex" xmlns:wpg="http://schemas.microsoft.com/office/word/2010/wordprocessingGroup" xmlns:wpi="http://schemas.microsoft.com/office/word/2010/wordprocessingInk" xmlns:wne="http://schemas.microsoft.com/office/word/2006/wordml" xmlns:wps="http://schemas.microsoft.com/office/word/2010/wordprocessingShape" mc:Ignorable="w14 w15 w16se w16cid w16 w16cex w16sdtdh w16sdtfl w16du wp14">
   <w:p>
     <w:pPr>
       <w:pStyle w:val="Footer"/>
@@ -916,7 +949,7 @@
 </file>
 
 <file path=word/footnotes.xml><?xml version="1.0" encoding="utf-8"?>
-<w:footnotes xmlns:wpc="http://schemas.microsoft.com/office/word/2010/wordprocessingCanvas" xmlns:cx="http://schemas.microsoft.com/office/drawing/2014/chartex" xmlns:cx1="http://schemas.microsoft.com/office/drawing/2015/9/8/chartex" xmlns:cx2="http://schemas.microsoft.com/office/drawing/2015/10/21/chartex" xmlns:cx3="http://schemas.microsoft.com/office/drawing/2016/5/9/chartex" xmlns:cx4="http://schemas.microsoft.com/office/drawing/2016/5/10/chartex" xmlns:cx5="http://schemas.microsoft.com/office/drawing/2016/5/11/chartex" xmlns:cx6="http://schemas.microsoft.com/office/drawing/2016/5/12/chartex" xmlns:cx7="http://schemas.microsoft.com/office/drawing/2016/5/13/chartex" xmlns:cx8="http://schemas.microsoft.com/office/drawing/2016/5/14/chartex" xmlns:mc="http://schemas.openxmlformats.org/markup-compatibility/2006" xmlns:aink="http://schemas.microsoft.com/office/drawing/2016/ink" xmlns:am3d="http://schemas.microsoft.com/office/drawing/2017/model3d" xmlns:o="urn:schemas-microsoft-com:office:office" xmlns:oel="http://schemas.microsoft.com/office/2019/extlst" xmlns:r="http://schemas.openxmlformats.org/officeDocument/2006/relationships" xmlns:m="http://schemas.openxmlformats.org/officeDocument/2006/math" xmlns:v="urn:schemas-microsoft-com:vml" xmlns:wp14="http://schemas.microsoft.com/office/word/2010/wordprocessingDrawing" xmlns:wp="http://schemas.openxmlformats.org/drawingml/2006/wordprocessingDrawing" xmlns:w10="urn:schemas-microsoft-com:office:word" xmlns:w="http://schemas.openxmlformats.org/wordprocessingml/2006/main" xmlns:w14="http://schemas.microsoft.com/office/word/2010/wordml" xmlns:w15="http://schemas.microsoft.com/office/word/2012/wordml" xmlns:w16cex="http://schemas.microsoft.com/office/word/2018/wordml/cex" xmlns:w16cid="http://schemas.microsoft.com/office/word/2016/wordml/cid" xmlns:w16="http://schemas.microsoft.com/office/word/2018/wordml" xmlns:w16sdtdh="http://schemas.microsoft.com/office/word/2020/wordml/sdtdatahash" xmlns:w16se="http://schemas.microsoft.com/office/word/2015/wordml/symex" xmlns:wpg="http://schemas.microsoft.com/office/word/2010/wordprocessingGroup" xmlns:wpi="http://schemas.microsoft.com/office/word/2010/wordprocessingInk" xmlns:wne="http://schemas.microsoft.com/office/word/2006/wordml" xmlns:wps="http://schemas.microsoft.com/office/word/2010/wordprocessingShape" mc:Ignorable="w14 w15 w16se w16cid w16 w16cex w16sdtdh wp14">
+<w:footnotes xmlns:wpc="http://schemas.microsoft.com/office/word/2010/wordprocessingCanvas" xmlns:cx="http://schemas.microsoft.com/office/drawing/2014/chartex" xmlns:cx1="http://schemas.microsoft.com/office/drawing/2015/9/8/chartex" xmlns:cx2="http://schemas.microsoft.com/office/drawing/2015/10/21/chartex" xmlns:cx3="http://schemas.microsoft.com/office/drawing/2016/5/9/chartex" xmlns:cx4="http://schemas.microsoft.com/office/drawing/2016/5/10/chartex" xmlns:cx5="http://schemas.microsoft.com/office/drawing/2016/5/11/chartex" xmlns:cx6="http://schemas.microsoft.com/office/drawing/2016/5/12/chartex" xmlns:cx7="http://schemas.microsoft.com/office/drawing/2016/5/13/chartex" xmlns:cx8="http://schemas.microsoft.com/office/drawing/2016/5/14/chartex" xmlns:mc="http://schemas.openxmlformats.org/markup-compatibility/2006" xmlns:aink="http://schemas.microsoft.com/office/drawing/2016/ink" xmlns:am3d="http://schemas.microsoft.com/office/drawing/2017/model3d" xmlns:o="urn:schemas-microsoft-com:office:office" xmlns:oel="http://schemas.microsoft.com/office/2019/extlst" xmlns:r="http://schemas.openxmlformats.org/officeDocument/2006/relationships" xmlns:m="http://schemas.openxmlformats.org/officeDocument/2006/math" xmlns:v="urn:schemas-microsoft-com:vml" xmlns:wp14="http://schemas.microsoft.com/office/word/2010/wordprocessingDrawing" xmlns:wp="http://schemas.openxmlformats.org/drawingml/2006/wordprocessingDrawing" xmlns:w10="urn:schemas-microsoft-com:office:word" xmlns:w="http://schemas.openxmlformats.org/wordprocessingml/2006/main" xmlns:w14="http://schemas.microsoft.com/office/word/2010/wordml" xmlns:w15="http://schemas.microsoft.com/office/word/2012/wordml" xmlns:w16cex="http://schemas.microsoft.com/office/word/2018/wordml/cex" xmlns:w16cid="http://schemas.microsoft.com/office/word/2016/wordml/cid" xmlns:w16="http://schemas.microsoft.com/office/word/2018/wordml" xmlns:w16du="http://schemas.microsoft.com/office/word/2023/wordml/word16du" xmlns:w16sdtdh="http://schemas.microsoft.com/office/word/2020/wordml/sdtdatahash" xmlns:w16sdtfl="http://schemas.microsoft.com/office/word/2024/wordml/sdtformatlock" xmlns:w16se="http://schemas.microsoft.com/office/word/2015/wordml/symex" xmlns:wpg="http://schemas.microsoft.com/office/word/2010/wordprocessingGroup" xmlns:wpi="http://schemas.microsoft.com/office/word/2010/wordprocessingInk" xmlns:wne="http://schemas.microsoft.com/office/word/2006/wordml" xmlns:wps="http://schemas.microsoft.com/office/word/2010/wordprocessingShape" mc:Ignorable="w14 w15 w16se w16cid w16 w16cex w16sdtdh w16sdtfl w16du wp14">
   <w:footnote w:type="separator" w:id="-1">
     <w:p>
       <w:pPr>
@@ -941,7 +974,7 @@
 </file>
 
 <file path=word/header1.xml><?xml version="1.0" encoding="utf-8"?>
-<w:hdr xmlns:wpc="http://schemas.microsoft.com/office/word/2010/wordprocessingCanvas" xmlns:cx="http://schemas.microsoft.com/office/drawing/2014/chartex" xmlns:cx1="http://schemas.microsoft.com/office/drawing/2015/9/8/chartex" xmlns:cx2="http://schemas.microsoft.com/office/drawing/2015/10/21/chartex" xmlns:cx3="http://schemas.microsoft.com/office/drawing/2016/5/9/chartex" xmlns:cx4="http://schemas.microsoft.com/office/drawing/2016/5/10/chartex" xmlns:cx5="http://schemas.microsoft.com/office/drawing/2016/5/11/chartex" xmlns:cx6="http://schemas.microsoft.com/office/drawing/2016/5/12/chartex" xmlns:cx7="http://schemas.microsoft.com/office/drawing/2016/5/13/chartex" xmlns:cx8="http://schemas.microsoft.com/office/drawing/2016/5/14/chartex" xmlns:mc="http://schemas.openxmlformats.org/markup-compatibility/2006" xmlns:aink="http://schemas.microsoft.com/office/drawing/2016/ink" xmlns:am3d="http://schemas.microsoft.com/office/drawing/2017/model3d" xmlns:o="urn:schemas-microsoft-com:office:office" xmlns:oel="http://schemas.microsoft.com/office/2019/extlst" xmlns:r="http://schemas.openxmlformats.org/officeDocument/2006/relationships" xmlns:m="http://schemas.openxmlformats.org/officeDocument/2006/math" xmlns:v="urn:schemas-microsoft-com:vml" xmlns:wp14="http://schemas.microsoft.com/office/word/2010/wordprocessingDrawing" xmlns:wp="http://schemas.openxmlformats.org/drawingml/2006/wordprocessingDrawing" xmlns:w10="urn:schemas-microsoft-com:office:word" xmlns:w="http://schemas.openxmlformats.org/wordprocessingml/2006/main" xmlns:w14="http://schemas.microsoft.com/office/word/2010/wordml" xmlns:w15="http://schemas.microsoft.com/office/word/2012/wordml" xmlns:w16cex="http://schemas.microsoft.com/office/word/2018/wordml/cex" xmlns:w16cid="http://schemas.microsoft.com/office/word/2016/wordml/cid" xmlns:w16="http://schemas.microsoft.com/office/word/2018/wordml" xmlns:w16sdtdh="http://schemas.microsoft.com/office/word/2020/wordml/sdtdatahash" xmlns:w16se="http://schemas.microsoft.com/office/word/2015/wordml/symex" xmlns:wpg="http://schemas.microsoft.com/office/word/2010/wordprocessingGroup" xmlns:wpi="http://schemas.microsoft.com/office/word/2010/wordprocessingInk" xmlns:wne="http://schemas.microsoft.com/office/word/2006/wordml" xmlns:wps="http://schemas.microsoft.com/office/word/2010/wordprocessingShape" mc:Ignorable="w14 w15 w16se w16cid w16 w16cex w16sdtdh wp14">
+<w:hdr xmlns:wpc="http://schemas.microsoft.com/office/word/2010/wordprocessingCanvas" xmlns:cx="http://schemas.microsoft.com/office/drawing/2014/chartex" xmlns:cx1="http://schemas.microsoft.com/office/drawing/2015/9/8/chartex" xmlns:cx2="http://schemas.microsoft.com/office/drawing/2015/10/21/chartex" xmlns:cx3="http://schemas.microsoft.com/office/drawing/2016/5/9/chartex" xmlns:cx4="http://schemas.microsoft.com/office/drawing/2016/5/10/chartex" xmlns:cx5="http://schemas.microsoft.com/office/drawing/2016/5/11/chartex" xmlns:cx6="http://schemas.microsoft.com/office/drawing/2016/5/12/chartex" xmlns:cx7="http://schemas.microsoft.com/office/drawing/2016/5/13/chartex" xmlns:cx8="http://schemas.microsoft.com/office/drawing/2016/5/14/chartex" xmlns:mc="http://schemas.openxmlformats.org/markup-compatibility/2006" xmlns:aink="http://schemas.microsoft.com/office/drawing/2016/ink" xmlns:am3d="http://schemas.microsoft.com/office/drawing/2017/model3d" xmlns:o="urn:schemas-microsoft-com:office:office" xmlns:oel="http://schemas.microsoft.com/office/2019/extlst" xmlns:r="http://schemas.openxmlformats.org/officeDocument/2006/relationships" xmlns:m="http://schemas.openxmlformats.org/officeDocument/2006/math" xmlns:v="urn:schemas-microsoft-com:vml" xmlns:wp14="http://schemas.microsoft.com/office/word/2010/wordprocessingDrawing" xmlns:wp="http://schemas.openxmlformats.org/drawingml/2006/wordprocessingDrawing" xmlns:w10="urn:schemas-microsoft-com:office:word" xmlns:w="http://schemas.openxmlformats.org/wordprocessingml/2006/main" xmlns:w14="http://schemas.microsoft.com/office/word/2010/wordml" xmlns:w15="http://schemas.microsoft.com/office/word/2012/wordml" xmlns:w16cex="http://schemas.microsoft.com/office/word/2018/wordml/cex" xmlns:w16cid="http://schemas.microsoft.com/office/word/2016/wordml/cid" xmlns:w16="http://schemas.microsoft.com/office/word/2018/wordml" xmlns:w16du="http://schemas.microsoft.com/office/word/2023/wordml/word16du" xmlns:w16sdtdh="http://schemas.microsoft.com/office/word/2020/wordml/sdtdatahash" xmlns:w16sdtfl="http://schemas.microsoft.com/office/word/2024/wordml/sdtformatlock" xmlns:w16se="http://schemas.microsoft.com/office/word/2015/wordml/symex" xmlns:wpg="http://schemas.microsoft.com/office/word/2010/wordprocessingGroup" xmlns:wpi="http://schemas.microsoft.com/office/word/2010/wordprocessingInk" xmlns:wne="http://schemas.microsoft.com/office/word/2006/wordml" xmlns:wps="http://schemas.microsoft.com/office/word/2010/wordprocessingShape" mc:Ignorable="w14 w15 w16se w16cid w16 w16cex w16sdtdh w16sdtfl w16du wp14">
   <w:p>
     <w:pPr>
       <w:pStyle w:val="Header"/>
@@ -951,7 +984,7 @@
 </file>
 
 <file path=word/header2.xml><?xml version="1.0" encoding="utf-8"?>
-<w:hdr xmlns:wpc="http://schemas.microsoft.com/office/word/2010/wordprocessingCanvas" xmlns:cx="http://schemas.microsoft.com/office/drawing/2014/chartex" xmlns:cx1="http://schemas.microsoft.com/office/drawing/2015/9/8/chartex" xmlns:cx2="http://schemas.microsoft.com/office/drawing/2015/10/21/chartex" xmlns:cx3="http://schemas.microsoft.com/office/drawing/2016/5/9/chartex" xmlns:cx4="http://schemas.microsoft.com/office/drawing/2016/5/10/chartex" xmlns:cx5="http://schemas.microsoft.com/office/drawing/2016/5/11/chartex" xmlns:cx6="http://schemas.microsoft.com/office/drawing/2016/5/12/chartex" xmlns:cx7="http://schemas.microsoft.com/office/drawing/2016/5/13/chartex" xmlns:cx8="http://schemas.microsoft.com/office/drawing/2016/5/14/chartex" xmlns:mc="http://schemas.openxmlformats.org/markup-compatibility/2006" xmlns:aink="http://schemas.microsoft.com/office/drawing/2016/ink" xmlns:am3d="http://schemas.microsoft.com/office/drawing/2017/model3d" xmlns:o="urn:schemas-microsoft-com:office:office" xmlns:oel="http://schemas.microsoft.com/office/2019/extlst" xmlns:r="http://schemas.openxmlformats.org/officeDocument/2006/relationships" xmlns:m="http://schemas.openxmlformats.org/officeDocument/2006/math" xmlns:v="urn:schemas-microsoft-com:vml" xmlns:wp14="http://schemas.microsoft.com/office/word/2010/wordprocessingDrawing" xmlns:wp="http://schemas.openxmlformats.org/drawingml/2006/wordprocessingDrawing" xmlns:w10="urn:schemas-microsoft-com:office:word" xmlns:w="http://schemas.openxmlformats.org/wordprocessingml/2006/main" xmlns:w14="http://schemas.microsoft.com/office/word/2010/wordml" xmlns:w15="http://schemas.microsoft.com/office/word/2012/wordml" xmlns:w16cex="http://schemas.microsoft.com/office/word/2018/wordml/cex" xmlns:w16cid="http://schemas.microsoft.com/office/word/2016/wordml/cid" xmlns:w16="http://schemas.microsoft.com/office/word/2018/wordml" xmlns:w16sdtdh="http://schemas.microsoft.com/office/word/2020/wordml/sdtdatahash" xmlns:w16se="http://schemas.microsoft.com/office/word/2015/wordml/symex" xmlns:wpg="http://schemas.microsoft.com/office/word/2010/wordprocessingGroup" xmlns:wpi="http://schemas.microsoft.com/office/word/2010/wordprocessingInk" xmlns:wne="http://schemas.microsoft.com/office/word/2006/wordml" xmlns:wps="http://schemas.microsoft.com/office/word/2010/wordprocessingShape" mc:Ignorable="w14 w15 w16se w16cid w16 w16cex w16sdtdh wp14">
+<w:hdr xmlns:wpc="http://schemas.microsoft.com/office/word/2010/wordprocessingCanvas" xmlns:cx="http://schemas.microsoft.com/office/drawing/2014/chartex" xmlns:cx1="http://schemas.microsoft.com/office/drawing/2015/9/8/chartex" xmlns:cx2="http://schemas.microsoft.com/office/drawing/2015/10/21/chartex" xmlns:cx3="http://schemas.microsoft.com/office/drawing/2016/5/9/chartex" xmlns:cx4="http://schemas.microsoft.com/office/drawing/2016/5/10/chartex" xmlns:cx5="http://schemas.microsoft.com/office/drawing/2016/5/11/chartex" xmlns:cx6="http://schemas.microsoft.com/office/drawing/2016/5/12/chartex" xmlns:cx7="http://schemas.microsoft.com/office/drawing/2016/5/13/chartex" xmlns:cx8="http://schemas.microsoft.com/office/drawing/2016/5/14/chartex" xmlns:mc="http://schemas.openxmlformats.org/markup-compatibility/2006" xmlns:aink="http://schemas.microsoft.com/office/drawing/2016/ink" xmlns:am3d="http://schemas.microsoft.com/office/drawing/2017/model3d" xmlns:o="urn:schemas-microsoft-com:office:office" xmlns:oel="http://schemas.microsoft.com/office/2019/extlst" xmlns:r="http://schemas.openxmlformats.org/officeDocument/2006/relationships" xmlns:m="http://schemas.openxmlformats.org/officeDocument/2006/math" xmlns:v="urn:schemas-microsoft-com:vml" xmlns:wp14="http://schemas.microsoft.com/office/word/2010/wordprocessingDrawing" xmlns:wp="http://schemas.openxmlformats.org/drawingml/2006/wordprocessingDrawing" xmlns:w10="urn:schemas-microsoft-com:office:word" xmlns:w="http://schemas.openxmlformats.org/wordprocessingml/2006/main" xmlns:w14="http://schemas.microsoft.com/office/word/2010/wordml" xmlns:w15="http://schemas.microsoft.com/office/word/2012/wordml" xmlns:w16cex="http://schemas.microsoft.com/office/word/2018/wordml/cex" xmlns:w16cid="http://schemas.microsoft.com/office/word/2016/wordml/cid" xmlns:w16="http://schemas.microsoft.com/office/word/2018/wordml" xmlns:w16du="http://schemas.microsoft.com/office/word/2023/wordml/word16du" xmlns:w16sdtdh="http://schemas.microsoft.com/office/word/2020/wordml/sdtdatahash" xmlns:w16sdtfl="http://schemas.microsoft.com/office/word/2024/wordml/sdtformatlock" xmlns:w16se="http://schemas.microsoft.com/office/word/2015/wordml/symex" xmlns:wpg="http://schemas.microsoft.com/office/word/2010/wordprocessingGroup" xmlns:wpi="http://schemas.microsoft.com/office/word/2010/wordprocessingInk" xmlns:wne="http://schemas.microsoft.com/office/word/2006/wordml" xmlns:wps="http://schemas.microsoft.com/office/word/2010/wordprocessingShape" mc:Ignorable="w14 w15 w16se w16cid w16 w16cex w16sdtdh w16sdtfl w16du wp14">
   <w:p>
     <w:pPr>
       <w:pStyle w:val="Header"/>
@@ -962,7 +995,7 @@
 </file>
 
 <file path=word/header3.xml><?xml version="1.0" encoding="utf-8"?>
-<w:hdr xmlns:wpc="http://schemas.microsoft.com/office/word/2010/wordprocessingCanvas" xmlns:cx="http://schemas.microsoft.com/office/drawing/2014/chartex" xmlns:cx1="http://schemas.microsoft.com/office/drawing/2015/9/8/chartex" xmlns:cx2="http://schemas.microsoft.com/office/drawing/2015/10/21/chartex" xmlns:cx3="http://schemas.microsoft.com/office/drawing/2016/5/9/chartex" xmlns:cx4="http://schemas.microsoft.com/office/drawing/2016/5/10/chartex" xmlns:cx5="http://schemas.microsoft.com/office/drawing/2016/5/11/chartex" xmlns:cx6="http://schemas.microsoft.com/office/drawing/2016/5/12/chartex" xmlns:cx7="http://schemas.microsoft.com/office/drawing/2016/5/13/chartex" xmlns:cx8="http://schemas.microsoft.com/office/drawing/2016/5/14/chartex" xmlns:mc="http://schemas.openxmlformats.org/markup-compatibility/2006" xmlns:aink="http://schemas.microsoft.com/office/drawing/2016/ink" xmlns:am3d="http://schemas.microsoft.com/office/drawing/2017/model3d" xmlns:o="urn:schemas-microsoft-com:office:office" xmlns:oel="http://schemas.microsoft.com/office/2019/extlst" xmlns:r="http://schemas.openxmlformats.org/officeDocument/2006/relationships" xmlns:m="http://schemas.openxmlformats.org/officeDocument/2006/math" xmlns:v="urn:schemas-microsoft-com:vml" xmlns:wp14="http://schemas.microsoft.com/office/word/2010/wordprocessingDrawing" xmlns:wp="http://schemas.openxmlformats.org/drawingml/2006/wordprocessingDrawing" xmlns:w10="urn:schemas-microsoft-com:office:word" xmlns:w="http://schemas.openxmlformats.org/wordprocessingml/2006/main" xmlns:w14="http://schemas.microsoft.com/office/word/2010/wordml" xmlns:w15="http://schemas.microsoft.com/office/word/2012/wordml" xmlns:w16cex="http://schemas.microsoft.com/office/word/2018/wordml/cex" xmlns:w16cid="http://schemas.microsoft.com/office/word/2016/wordml/cid" xmlns:w16="http://schemas.microsoft.com/office/word/2018/wordml" xmlns:w16sdtdh="http://schemas.microsoft.com/office/word/2020/wordml/sdtdatahash" xmlns:w16se="http://schemas.microsoft.com/office/word/2015/wordml/symex" xmlns:wpg="http://schemas.microsoft.com/office/word/2010/wordprocessingGroup" xmlns:wpi="http://schemas.microsoft.com/office/word/2010/wordprocessingInk" xmlns:wne="http://schemas.microsoft.com/office/word/2006/wordml" xmlns:wps="http://schemas.microsoft.com/office/word/2010/wordprocessingShape" mc:Ignorable="w14 w15 w16se w16cid w16 w16cex w16sdtdh wp14">
+<w:hdr xmlns:wpc="http://schemas.microsoft.com/office/word/2010/wordprocessingCanvas" xmlns:cx="http://schemas.microsoft.com/office/drawing/2014/chartex" xmlns:cx1="http://schemas.microsoft.com/office/drawing/2015/9/8/chartex" xmlns:cx2="http://schemas.microsoft.com/office/drawing/2015/10/21/chartex" xmlns:cx3="http://schemas.microsoft.com/office/drawing/2016/5/9/chartex" xmlns:cx4="http://schemas.microsoft.com/office/drawing/2016/5/10/chartex" xmlns:cx5="http://schemas.microsoft.com/office/drawing/2016/5/11/chartex" xmlns:cx6="http://schemas.microsoft.com/office/drawing/2016/5/12/chartex" xmlns:cx7="http://schemas.microsoft.com/office/drawing/2016/5/13/chartex" xmlns:cx8="http://schemas.microsoft.com/office/drawing/2016/5/14/chartex" xmlns:mc="http://schemas.openxmlformats.org/markup-compatibility/2006" xmlns:aink="http://schemas.microsoft.com/office/drawing/2016/ink" xmlns:am3d="http://schemas.microsoft.com/office/drawing/2017/model3d" xmlns:o="urn:schemas-microsoft-com:office:office" xmlns:oel="http://schemas.microsoft.com/office/2019/extlst" xmlns:r="http://schemas.openxmlformats.org/officeDocument/2006/relationships" xmlns:m="http://schemas.openxmlformats.org/officeDocument/2006/math" xmlns:v="urn:schemas-microsoft-com:vml" xmlns:wp14="http://schemas.microsoft.com/office/word/2010/wordprocessingDrawing" xmlns:wp="http://schemas.openxmlformats.org/drawingml/2006/wordprocessingDrawing" xmlns:w10="urn:schemas-microsoft-com:office:word" xmlns:w="http://schemas.openxmlformats.org/wordprocessingml/2006/main" xmlns:w14="http://schemas.microsoft.com/office/word/2010/wordml" xmlns:w15="http://schemas.microsoft.com/office/word/2012/wordml" xmlns:w16cex="http://schemas.microsoft.com/office/word/2018/wordml/cex" xmlns:w16cid="http://schemas.microsoft.com/office/word/2016/wordml/cid" xmlns:w16="http://schemas.microsoft.com/office/word/2018/wordml" xmlns:w16du="http://schemas.microsoft.com/office/word/2023/wordml/word16du" xmlns:w16sdtdh="http://schemas.microsoft.com/office/word/2020/wordml/sdtdatahash" xmlns:w16sdtfl="http://schemas.microsoft.com/office/word/2024/wordml/sdtformatlock" xmlns:w16se="http://schemas.microsoft.com/office/word/2015/wordml/symex" xmlns:wpg="http://schemas.microsoft.com/office/word/2010/wordprocessingGroup" xmlns:wpi="http://schemas.microsoft.com/office/word/2010/wordprocessingInk" xmlns:wne="http://schemas.microsoft.com/office/word/2006/wordml" xmlns:wps="http://schemas.microsoft.com/office/word/2010/wordprocessingShape" mc:Ignorable="w14 w15 w16se w16cid w16 w16cex w16sdtdh w16sdtfl w16du wp14">
   <w:p>
     <w:pPr>
       <w:pStyle w:val="Header"/>
@@ -971,7 +1004,7 @@
     <w:r>
       <w:tab/>
       <w:tab/>
-      <w:t>2026-06-17</w:t>
+      <w:t>2026-06-18</w:t>
       <w:br/>
       <w:br/>
     </w:r>
@@ -988,7 +1021,7 @@
 </file>
 
 <file path=word/numbering.xml><?xml version="1.0" encoding="utf-8"?>
-<w:numbering xmlns:wpc="http://schemas.microsoft.com/office/word/2010/wordprocessingCanvas" xmlns:cx="http://schemas.microsoft.com/office/drawing/2014/chartex" xmlns:cx1="http://schemas.microsoft.com/office/drawing/2015/9/8/chartex" xmlns:cx2="http://schemas.microsoft.com/office/drawing/2015/10/21/chartex" xmlns:cx3="http://schemas.microsoft.com/office/drawing/2016/5/9/chartex" xmlns:cx4="http://schemas.microsoft.com/office/drawing/2016/5/10/chartex" xmlns:cx5="http://schemas.microsoft.com/office/drawing/2016/5/11/chartex" xmlns:cx6="http://schemas.microsoft.com/office/drawing/2016/5/12/chartex" xmlns:cx7="http://schemas.microsoft.com/office/drawing/2016/5/13/chartex" xmlns:cx8="http://schemas.microsoft.com/office/drawing/2016/5/14/chartex" xmlns:mc="http://schemas.openxmlformats.org/markup-compatibility/2006" xmlns:aink="http://schemas.microsoft.com/office/drawing/2016/ink" xmlns:am3d="http://schemas.microsoft.com/office/drawing/2017/model3d" xmlns:o="urn:schemas-microsoft-com:office:office" xmlns:oel="http://schemas.microsoft.com/office/2019/extlst" xmlns:r="http://schemas.openxmlformats.org/officeDocument/2006/relationships" xmlns:m="http://schemas.openxmlformats.org/officeDocument/2006/math" xmlns:v="urn:schemas-microsoft-com:vml" xmlns:wp14="http://schemas.microsoft.com/office/word/2010/wordprocessingDrawing" xmlns:wp="http://schemas.openxmlformats.org/drawingml/2006/wordprocessingDrawing" xmlns:w10="urn:schemas-microsoft-com:office:word" xmlns:w="http://schemas.openxmlformats.org/wordprocessingml/2006/main" xmlns:w14="http://schemas.microsoft.com/office/word/2010/wordml" xmlns:w15="http://schemas.microsoft.com/office/word/2012/wordml" xmlns:w16cex="http://schemas.microsoft.com/office/word/2018/wordml/cex" xmlns:w16cid="http://schemas.microsoft.com/office/word/2016/wordml/cid" xmlns:w16="http://schemas.microsoft.com/office/word/2018/wordml" xmlns:w16sdtdh="http://schemas.microsoft.com/office/word/2020/wordml/sdtdatahash" xmlns:w16se="http://schemas.microsoft.com/office/word/2015/wordml/symex" xmlns:wpg="http://schemas.microsoft.com/office/word/2010/wordprocessingGroup" xmlns:wpi="http://schemas.microsoft.com/office/word/2010/wordprocessingInk" xmlns:wne="http://schemas.microsoft.com/office/word/2006/wordml" xmlns:wps="http://schemas.microsoft.com/office/word/2010/wordprocessingShape" mc:Ignorable="w14 w15 w16se w16cid w16 w16cex w16sdtdh wp14">
+<w:numbering xmlns:wpc="http://schemas.microsoft.com/office/word/2010/wordprocessingCanvas" xmlns:cx="http://schemas.microsoft.com/office/drawing/2014/chartex" xmlns:cx1="http://schemas.microsoft.com/office/drawing/2015/9/8/chartex" xmlns:cx2="http://schemas.microsoft.com/office/drawing/2015/10/21/chartex" xmlns:cx3="http://schemas.microsoft.com/office/drawing/2016/5/9/chartex" xmlns:cx4="http://schemas.microsoft.com/office/drawing/2016/5/10/chartex" xmlns:cx5="http://schemas.microsoft.com/office/drawing/2016/5/11/chartex" xmlns:cx6="http://schemas.microsoft.com/office/drawing/2016/5/12/chartex" xmlns:cx7="http://schemas.microsoft.com/office/drawing/2016/5/13/chartex" xmlns:cx8="http://schemas.microsoft.com/office/drawing/2016/5/14/chartex" xmlns:mc="http://schemas.openxmlformats.org/markup-compatibility/2006" xmlns:aink="http://schemas.microsoft.com/office/drawing/2016/ink" xmlns:am3d="http://schemas.microsoft.com/office/drawing/2017/model3d" xmlns:o="urn:schemas-microsoft-com:office:office" xmlns:oel="http://schemas.microsoft.com/office/2019/extlst" xmlns:r="http://schemas.openxmlformats.org/officeDocument/2006/relationships" xmlns:m="http://schemas.openxmlformats.org/officeDocument/2006/math" xmlns:v="urn:schemas-microsoft-com:vml" xmlns:wp14="http://schemas.microsoft.com/office/word/2010/wordprocessingDrawing" xmlns:wp="http://schemas.openxmlformats.org/drawingml/2006/wordprocessingDrawing" xmlns:w10="urn:schemas-microsoft-com:office:word" xmlns:w="http://schemas.openxmlformats.org/wordprocessingml/2006/main" xmlns:w14="http://schemas.microsoft.com/office/word/2010/wordml" xmlns:w15="http://schemas.microsoft.com/office/word/2012/wordml" xmlns:w16cex="http://schemas.microsoft.com/office/word/2018/wordml/cex" xmlns:w16cid="http://schemas.microsoft.com/office/word/2016/wordml/cid" xmlns:w16="http://schemas.microsoft.com/office/word/2018/wordml" xmlns:w16du="http://schemas.microsoft.com/office/word/2023/wordml/word16du" xmlns:w16sdtdh="http://schemas.microsoft.com/office/word/2020/wordml/sdtdatahash" xmlns:w16sdtfl="http://schemas.microsoft.com/office/word/2024/wordml/sdtformatlock" xmlns:w16se="http://schemas.microsoft.com/office/word/2015/wordml/symex" xmlns:wpg="http://schemas.microsoft.com/office/word/2010/wordprocessingGroup" xmlns:wpi="http://schemas.microsoft.com/office/word/2010/wordprocessingInk" xmlns:wne="http://schemas.microsoft.com/office/word/2006/wordml" xmlns:wps="http://schemas.microsoft.com/office/word/2010/wordprocessingShape" mc:Ignorable="w14 w15 w16se w16cid w16 w16cex w16sdtdh w16sdtfl w16du wp14">
   <w:abstractNum w:abstractNumId="0" w15:restartNumberingAfterBreak="0">
     <w:nsid w:val="FFFFFF7C"/>
     <w:multiLevelType w:val="singleLevel"/>
@@ -1191,7 +1224,7 @@
 </file>
 
 <file path=word/styles.xml><?xml version="1.0" encoding="utf-8"?>
-<w:styles xmlns:mc="http://schemas.openxmlformats.org/markup-compatibility/2006" xmlns:r="http://schemas.openxmlformats.org/officeDocument/2006/relationships" xmlns:w="http://schemas.openxmlformats.org/wordprocessingml/2006/main" xmlns:w14="http://schemas.microsoft.com/office/word/2010/wordml" xmlns:w15="http://schemas.microsoft.com/office/word/2012/wordml" xmlns:w16cex="http://schemas.microsoft.com/office/word/2018/wordml/cex" xmlns:w16cid="http://schemas.microsoft.com/office/word/2016/wordml/cid" xmlns:w16="http://schemas.microsoft.com/office/word/2018/wordml" xmlns:w16sdtdh="http://schemas.microsoft.com/office/word/2020/wordml/sdtdatahash" xmlns:w16se="http://schemas.microsoft.com/office/word/2015/wordml/symex" mc:Ignorable="w14 w15 w16se w16cid w16 w16cex w16sdtdh">
+<w:styles xmlns:mc="http://schemas.openxmlformats.org/markup-compatibility/2006" xmlns:r="http://schemas.openxmlformats.org/officeDocument/2006/relationships" xmlns:w="http://schemas.openxmlformats.org/wordprocessingml/2006/main" xmlns:w14="http://schemas.microsoft.com/office/word/2010/wordml" xmlns:w15="http://schemas.microsoft.com/office/word/2012/wordml" xmlns:w16cex="http://schemas.microsoft.com/office/word/2018/wordml/cex" xmlns:w16cid="http://schemas.microsoft.com/office/word/2016/wordml/cid" xmlns:w16="http://schemas.microsoft.com/office/word/2018/wordml" xmlns:w16du="http://schemas.microsoft.com/office/word/2023/wordml/word16du" xmlns:w16sdtdh="http://schemas.microsoft.com/office/word/2020/wordml/sdtdatahash" xmlns:w16sdtfl="http://schemas.microsoft.com/office/word/2024/wordml/sdtformatlock" xmlns:w16se="http://schemas.microsoft.com/office/word/2015/wordml/symex" mc:Ignorable="w14 w15 w16se w16cid w16 w16cex w16sdtdh w16sdtfl w16du">
   <w:docDefaults>
     <w:rPrDefault>
       <w:rPr>
@@ -1949,7 +1982,7 @@
     <w:link w:val="TitleChar"/>
     <w:uiPriority w:val="10"/>
     <w:qFormat/>
-    <w:rsid w:val="007106C8"/>
+    <w:rsid w:val="00E854FA"/>
     <w:pPr>
       <w:spacing w:after="300" w:line="240" w:lineRule="auto"/>
       <w:contextualSpacing/>
@@ -1959,7 +1992,7 @@
       <w:rFonts w:eastAsiaTheme="majorEastAsia" w:cstheme="majorBidi"/>
       <w:spacing w:val="5"/>
       <w:kern w:val="28"/>
-      <w:sz w:val="52"/>
+      <w:sz w:val="40"/>
       <w:szCs w:val="52"/>
       <w:lang w:val="sv-SE" w:eastAsia="en-US" w:bidi="ar-SA"/>
     </w:rPr>
@@ -1969,12 +2002,12 @@
     <w:basedOn w:val="DefaultParagraphFont"/>
     <w:link w:val="Title"/>
     <w:uiPriority w:val="10"/>
-    <w:rsid w:val="007106C8"/>
+    <w:rsid w:val="00E854FA"/>
     <w:rPr>
       <w:rFonts w:ascii="Times New Roman" w:eastAsiaTheme="majorEastAsia" w:hAnsi="Times New Roman" w:cstheme="majorBidi"/>
       <w:spacing w:val="5"/>
       <w:kern w:val="28"/>
-      <w:sz w:val="52"/>
+      <w:sz w:val="40"/>
       <w:szCs w:val="52"/>
       <w:lang w:val="sv-SE" w:eastAsia="en-US" w:bidi="ar-SA"/>
     </w:rPr>

--- a/klagomål/A 22307-2026 FSC-klagomål.docx
+++ b/klagomål/A 22307-2026 FSC-klagomål.docx
@@ -1004,7 +1004,7 @@
     <w:r>
       <w:tab/>
       <w:tab/>
-      <w:t>2026-06-18</w:t>
+      <w:t>2026-06-19</w:t>
       <w:br/>
       <w:br/>
     </w:r>

--- a/klagomål/A 22307-2026 FSC-klagomål.docx
+++ b/klagomål/A 22307-2026 FSC-klagomål.docx
@@ -1004,7 +1004,7 @@
     <w:r>
       <w:tab/>
       <w:tab/>
-      <w:t>2026-06-19</w:t>
+      <w:t>2026-06-20</w:t>
       <w:br/>
       <w:br/>
     </w:r>

--- a/klagomål/A 22307-2026 FSC-klagomål.docx
+++ b/klagomål/A 22307-2026 FSC-klagomål.docx
@@ -168,38 +168,7 @@
     </w:p>
     <w:p>
       <w:r>
-        <w:t>Detta dokument behandlar höga naturvärden i avverkningsanmälan A 22307-2026 i Bräcke kommun som inkom 2026-05-12 och omfattar 4,6 ha.</w:t>
-      </w:r>
-    </w:p>
-    <w:p>
-      <w:r>
-        <w:t>Nedan presenteras fynd av naturvårdsarter som gjorts i det avverkningsanmälda området, samt relevanta utdrag ur standarderna för FSC, Chain of Custody, Controlled Wood och PEFC. I BILAGA 1 finns artfakta om rödlistade arter.</w:t>
-      </w:r>
-    </w:p>
-    <w:p>
-      <w:r>
-        <w:t>Vi förväntar oss att ni återkommer med ett skriftligt svar på vårt klagomål och även beskriver vilka korrigerande åtgärder ni satt in för att rätta till identifierade brister i er efterlevnad av den svenska FSC standarden.</w:t>
-      </w:r>
-    </w:p>
-    <w:p>
-      <w:pPr>
-        <w:pStyle w:val="Heading1"/>
-      </w:pPr>
-      <w:r>
-        <w:t>Naturvårdsarter</w:t>
-      </w:r>
-    </w:p>
-    <w:p>
-      <w:r>
-        <w:t>I och inom 19 meter från avverkningsanmälan har följande 6 naturvårdsarter hittats: garnlav (VU, T), kolflarnlav (NT, T), lunglav (NT, T), reliktbock (NT, T), skrovellav (NT, T) och stuplav (S, T). Av dessa är 5 rödlistade. För rödlistade arter har rödlistekategorin angivits inom parentes. Arter som är signalarter enligt Skogsstyrelsen har markerats med (S). Typiska arter inom Natura 2000 som är kopplade till skogsekosystem har markerats med (T).</w:t>
-      </w:r>
-    </w:p>
-    <w:p>
-      <w:r>
-        <w:t>De påträffade naturvårdsarterna är ett tydligt kvitto på att det rör sig om en skog med höga naturvärden.</w:t>
-      </w:r>
-      <w:r>
-        <w:t xml:space="preserve"> I Figur 1 visas fyndplatser för naturvårdsarter i området, som finns registrerade på Artportalen.</w:t>
+        <w:t>Detta klagomål behandlar höga naturvärden i avverkningsanmälan A 22307-2026 i Bräcke kommun som inkom 2026-05-12 och omfattar 4,6 ha.</w:t>
       </w:r>
     </w:p>
     <w:p>
@@ -209,7 +178,7 @@
       <w:r>
         <w:drawing>
           <wp:inline xmlns:a="http://schemas.openxmlformats.org/drawingml/2006/main" xmlns:pic="http://schemas.openxmlformats.org/drawingml/2006/picture">
-            <wp:extent cx="5044924" cy="5688000"/>
+            <wp:extent cx="5076854" cy="5724000"/>
             <wp:docPr id="1" name="Picture 1"/>
             <wp:cNvGraphicFramePr>
               <a:graphicFrameLocks noChangeAspect="1"/>
@@ -230,7 +199,7 @@
                   <pic:spPr>
                     <a:xfrm>
                       <a:off x="0" y="0"/>
-                      <a:ext cx="5044924" cy="5688000"/>
+                      <a:ext cx="5076854" cy="5724000"/>
                     </a:xfrm>
                     <a:prstGeom prst="rect"/>
                   </pic:spPr>
@@ -247,7 +216,35 @@
         <w:spacing w:after="240"/>
       </w:pPr>
       <w:r>
-        <w:t>Figur 1. Fyndplatser för naturvårdsarter i och inom 19 meter från avverkningsanmälan (röd linje). Markörer utan svart kant är placerade på fyndplatsen. Markörer med svart kant är placerade vid sidan av fyndplatsen och har ett svart streck som visar fyndplatsens exakta position. Kartans mittpunktskoordinat är N 6952854, E 512393 i SWEREF 99 TM.</w:t>
+        <w:t>Figur 1. Fyndplatser för naturvårdsarter i och inom 19 meter från avverkningsanmälan. Markörer utan svart kant är placerade på fyndplatsen. Markörer med svart kant är placerade vid sidan av fyndplatsen har ett svart streck som visar fyndplatsens exakta position. Kartans mittpunktskoordinat är N 6952854, E 512393 i SWEREF 99 TM.</w:t>
+      </w:r>
+    </w:p>
+    <w:p>
+      <w:r>
+        <w:t>I och inom 19 meter från avverkningsanmälan finns fynd av 6 naturvårdsarter, varav 5 är rödlistade, 6 är typiska (T) och 1 är signalart (S): garnlav (VU, T), kolflarnlav (NT, T), lunglav (NT, T), reliktbock (NT, T), skrovellav (NT, T) och stuplav (S, T). Se Figur 1.</w:t>
+      </w:r>
+    </w:p>
+    <w:p>
+      <w:r>
+        <w:t>Nedan presenteras relevanta utdrag ur standarderna för FSC, Chain of Custody, Controlled Wood och PEFC.</w:t>
+      </w:r>
+    </w:p>
+    <w:p>
+      <w:r>
+        <w:t>Vi förväntar oss att ni återkommer med ett skriftligt svar på vårt klagomål och även beskriver vilka korrigerande åtgärder ni satt in för att rätta till identifierade brister i er efterlevnad av den svenska FSC standarden.</w:t>
+      </w:r>
+    </w:p>
+    <w:p>
+      <w:pPr>
+        <w:pStyle w:val="Heading1"/>
+      </w:pPr>
+      <w:r>
+        <w:t>Naturvårdsarter och fridlysta arter</w:t>
+      </w:r>
+    </w:p>
+    <w:p>
+      <w:r>
+        <w:t>Nedan följer beskrivningar av de naturvårdsarter och fridlysta arter som har sina livsmiljöer och växtplatser i den avverkningsanmälda skogen. Se även ytterligare artfakta i BILAGA 1. De påträffade naturvårdsarterna är ett tydligt kvitto på att det rör sig om en skog med höga naturvärden.</w:t>
       </w:r>
     </w:p>
     <w:p>
@@ -1004,7 +1001,7 @@
     <w:r>
       <w:tab/>
       <w:tab/>
-      <w:t>2026-06-20</w:t>
+      <w:t>2026-06-21</w:t>
       <w:br/>
       <w:br/>
     </w:r>

--- a/klagomål/A 22307-2026 FSC-klagomål.docx
+++ b/klagomål/A 22307-2026 FSC-klagomål.docx
@@ -1001,7 +1001,7 @@
     <w:r>
       <w:tab/>
       <w:tab/>
-      <w:t>2026-06-21</w:t>
+      <w:t>2026-06-22</w:t>
       <w:br/>
       <w:br/>
     </w:r>

--- a/klagomål/A 22307-2026 FSC-klagomål.docx
+++ b/klagomål/A 22307-2026 FSC-klagomål.docx
@@ -1001,7 +1001,7 @@
     <w:r>
       <w:tab/>
       <w:tab/>
-      <w:t>2026-06-22</w:t>
+      <w:t>2026-06-23</w:t>
       <w:br/>
       <w:br/>
     </w:r>

--- a/klagomål/A 22307-2026 FSC-klagomål.docx
+++ b/klagomål/A 22307-2026 FSC-klagomål.docx
@@ -1001,7 +1001,7 @@
     <w:r>
       <w:tab/>
       <w:tab/>
-      <w:t>2026-06-23</w:t>
+      <w:t>2026-06-24</w:t>
       <w:br/>
       <w:br/>
     </w:r>

--- a/klagomål/A 22307-2026 FSC-klagomål.docx
+++ b/klagomål/A 22307-2026 FSC-klagomål.docx
@@ -1001,7 +1001,7 @@
     <w:r>
       <w:tab/>
       <w:tab/>
-      <w:t>2026-06-24</w:t>
+      <w:t>2026-06-25</w:t>
       <w:br/>
       <w:br/>
     </w:r>

--- a/klagomål/A 22307-2026 FSC-klagomål.docx
+++ b/klagomål/A 22307-2026 FSC-klagomål.docx
@@ -1001,7 +1001,7 @@
     <w:r>
       <w:tab/>
       <w:tab/>
-      <w:t>2026-06-25</w:t>
+      <w:t>2026-06-26</w:t>
       <w:br/>
       <w:br/>
     </w:r>

--- a/klagomål/A 22307-2026 FSC-klagomål.docx
+++ b/klagomål/A 22307-2026 FSC-klagomål.docx
@@ -1001,7 +1001,7 @@
     <w:r>
       <w:tab/>
       <w:tab/>
-      <w:t>2026-06-26</w:t>
+      <w:t>2026-06-27</w:t>
       <w:br/>
       <w:br/>
     </w:r>

--- a/klagomål/A 22307-2026 FSC-klagomål.docx
+++ b/klagomål/A 22307-2026 FSC-klagomål.docx
@@ -1001,7 +1001,7 @@
     <w:r>
       <w:tab/>
       <w:tab/>
-      <w:t>2026-06-27</w:t>
+      <w:t>2026-06-28</w:t>
       <w:br/>
       <w:br/>
     </w:r>

--- a/klagomål/A 22307-2026 FSC-klagomål.docx
+++ b/klagomål/A 22307-2026 FSC-klagomål.docx
@@ -1001,7 +1001,7 @@
     <w:r>
       <w:tab/>
       <w:tab/>
-      <w:t>2026-06-28</w:t>
+      <w:t>2026-06-29</w:t>
       <w:br/>
       <w:br/>
     </w:r>

--- a/klagomål/A 22307-2026 FSC-klagomål.docx
+++ b/klagomål/A 22307-2026 FSC-klagomål.docx
@@ -1001,7 +1001,7 @@
     <w:r>
       <w:tab/>
       <w:tab/>
-      <w:t>2026-06-29</w:t>
+      <w:t>2026-06-30</w:t>
       <w:br/>
       <w:br/>
     </w:r>

--- a/klagomål/A 22307-2026 FSC-klagomål.docx
+++ b/klagomål/A 22307-2026 FSC-klagomål.docx
@@ -1001,7 +1001,7 @@
     <w:r>
       <w:tab/>
       <w:tab/>
-      <w:t>2026-06-30</w:t>
+      <w:t>2026-07-01</w:t>
       <w:br/>
       <w:br/>
     </w:r>

--- a/klagomål/A 22307-2026 FSC-klagomål.docx
+++ b/klagomål/A 22307-2026 FSC-klagomål.docx
@@ -1001,7 +1001,7 @@
     <w:r>
       <w:tab/>
       <w:tab/>
-      <w:t>2026-07-01</w:t>
+      <w:t>2026-07-02</w:t>
       <w:br/>
       <w:br/>
     </w:r>

--- a/klagomål/A 22307-2026 FSC-klagomål.docx
+++ b/klagomål/A 22307-2026 FSC-klagomål.docx
@@ -1001,7 +1001,7 @@
     <w:r>
       <w:tab/>
       <w:tab/>
-      <w:t>2026-07-13</w:t>
+      <w:t>2026-07-14</w:t>
       <w:br/>
       <w:br/>
     </w:r>

--- a/klagomål/A 22307-2026 FSC-klagomål.docx
+++ b/klagomål/A 22307-2026 FSC-klagomål.docx
@@ -1001,7 +1001,7 @@
     <w:r>
       <w:tab/>
       <w:tab/>
-      <w:t>2026-07-14</w:t>
+      <w:t>2026-07-15</w:t>
       <w:br/>
       <w:br/>
     </w:r>

--- a/klagomål/A 22307-2026 FSC-klagomål.docx
+++ b/klagomål/A 22307-2026 FSC-klagomål.docx
@@ -1001,7 +1001,7 @@
     <w:r>
       <w:tab/>
       <w:tab/>
-      <w:t>2026-07-15</w:t>
+      <w:t>2026-07-16</w:t>
       <w:br/>
       <w:br/>
     </w:r>

--- a/klagomål/A 22307-2026 FSC-klagomål.docx
+++ b/klagomål/A 22307-2026 FSC-klagomål.docx
@@ -1001,7 +1001,7 @@
     <w:r>
       <w:tab/>
       <w:tab/>
-      <w:t>2026-07-16</w:t>
+      <w:t>2026-07-17</w:t>
       <w:br/>
       <w:br/>
     </w:r>

--- a/klagomål/A 22307-2026 FSC-klagomål.docx
+++ b/klagomål/A 22307-2026 FSC-klagomål.docx
@@ -1001,7 +1001,7 @@
     <w:r>
       <w:tab/>
       <w:tab/>
-      <w:t>2026-07-17</w:t>
+      <w:t>2026-07-18</w:t>
       <w:br/>
       <w:br/>
     </w:r>

--- a/klagomål/A 22307-2026 FSC-klagomål.docx
+++ b/klagomål/A 22307-2026 FSC-klagomål.docx
@@ -1001,7 +1001,7 @@
     <w:r>
       <w:tab/>
       <w:tab/>
-      <w:t>2026-07-18</w:t>
+      <w:t>2026-07-19</w:t>
       <w:br/>
       <w:br/>
     </w:r>

--- a/klagomål/A 22307-2026 FSC-klagomål.docx
+++ b/klagomål/A 22307-2026 FSC-klagomål.docx
@@ -1001,7 +1001,7 @@
     <w:r>
       <w:tab/>
       <w:tab/>
-      <w:t>2026-07-19</w:t>
+      <w:t>2026-07-20</w:t>
       <w:br/>
       <w:br/>
     </w:r>

--- a/klagomål/A 22307-2026 FSC-klagomål.docx
+++ b/klagomål/A 22307-2026 FSC-klagomål.docx
@@ -1001,7 +1001,7 @@
     <w:r>
       <w:tab/>
       <w:tab/>
-      <w:t>2026-07-20</w:t>
+      <w:t>2026-07-21</w:t>
       <w:br/>
       <w:br/>
     </w:r>

--- a/klagomål/A 22307-2026 FSC-klagomål.docx
+++ b/klagomål/A 22307-2026 FSC-klagomål.docx
@@ -1001,7 +1001,7 @@
     <w:r>
       <w:tab/>
       <w:tab/>
-      <w:t>2026-07-21</w:t>
+      <w:t>2026-07-22</w:t>
       <w:br/>
       <w:br/>
     </w:r>

--- a/klagomål/A 22307-2026 FSC-klagomål.docx
+++ b/klagomål/A 22307-2026 FSC-klagomål.docx
@@ -1001,7 +1001,7 @@
     <w:r>
       <w:tab/>
       <w:tab/>
-      <w:t>2026-07-22</w:t>
+      <w:t>2026-07-23</w:t>
       <w:br/>
       <w:br/>
     </w:r>

--- a/klagomål/A 22307-2026 FSC-klagomål.docx
+++ b/klagomål/A 22307-2026 FSC-klagomål.docx
@@ -1001,7 +1001,7 @@
     <w:r>
       <w:tab/>
       <w:tab/>
-      <w:t>2026-07-23</w:t>
+      <w:t>2026-07-24</w:t>
       <w:br/>
       <w:br/>
     </w:r>

--- a/klagomål/A 22307-2026 FSC-klagomål.docx
+++ b/klagomål/A 22307-2026 FSC-klagomål.docx
@@ -1001,7 +1001,7 @@
     <w:r>
       <w:tab/>
       <w:tab/>
-      <w:t>2026-07-24</w:t>
+      <w:t>2026-07-25</w:t>
       <w:br/>
       <w:br/>
     </w:r>

--- a/klagomål/A 22307-2026 FSC-klagomål.docx
+++ b/klagomål/A 22307-2026 FSC-klagomål.docx
@@ -1001,7 +1001,7 @@
     <w:r>
       <w:tab/>
       <w:tab/>
-      <w:t>2026-07-25</w:t>
+      <w:t>2026-07-26</w:t>
       <w:br/>
       <w:br/>
     </w:r>

--- a/klagomål/A 22307-2026 FSC-klagomål.docx
+++ b/klagomål/A 22307-2026 FSC-klagomål.docx
@@ -1001,7 +1001,7 @@
     <w:r>
       <w:tab/>
       <w:tab/>
-      <w:t>2026-07-26</w:t>
+      <w:t>2026-07-27</w:t>
       <w:br/>
       <w:br/>
     </w:r>

--- a/klagomål/A 22307-2026 FSC-klagomål.docx
+++ b/klagomål/A 22307-2026 FSC-klagomål.docx
@@ -1001,7 +1001,7 @@
     <w:r>
       <w:tab/>
       <w:tab/>
-      <w:t>2026-07-27</w:t>
+      <w:t>2026-07-28</w:t>
       <w:br/>
       <w:br/>
     </w:r>

--- a/klagomål/A 22307-2026 FSC-klagomål.docx
+++ b/klagomål/A 22307-2026 FSC-klagomål.docx
@@ -1001,7 +1001,7 @@
     <w:r>
       <w:tab/>
       <w:tab/>
-      <w:t>2026-07-28</w:t>
+      <w:t>2026-07-29</w:t>
       <w:br/>
       <w:br/>
     </w:r>

--- a/klagomål/A 22307-2026 FSC-klagomål.docx
+++ b/klagomål/A 22307-2026 FSC-klagomål.docx
@@ -1001,7 +1001,7 @@
     <w:r>
       <w:tab/>
       <w:tab/>
-      <w:t>2026-07-29</w:t>
+      <w:t>2026-07-30</w:t>
       <w:br/>
       <w:br/>
     </w:r>

--- a/klagomål/A 22307-2026 FSC-klagomål.docx
+++ b/klagomål/A 22307-2026 FSC-klagomål.docx
@@ -1001,7 +1001,7 @@
     <w:r>
       <w:tab/>
       <w:tab/>
-      <w:t>2026-07-30</w:t>
+      <w:t>2026-07-31</w:t>
       <w:br/>
       <w:br/>
     </w:r>

--- a/klagomål/A 22307-2026 FSC-klagomål.docx
+++ b/klagomål/A 22307-2026 FSC-klagomål.docx
@@ -1001,7 +1001,7 @@
     <w:r>
       <w:tab/>
       <w:tab/>
-      <w:t>2026-07-31</w:t>
+      <w:t>2026-08-01</w:t>
       <w:br/>
       <w:br/>
     </w:r>

--- a/klagomål/A 22307-2026 FSC-klagomål.docx
+++ b/klagomål/A 22307-2026 FSC-klagomål.docx
@@ -1001,7 +1001,7 @@
     <w:r>
       <w:tab/>
       <w:tab/>
-      <w:t>2026-08-01</w:t>
+      <w:t>2026-08-02</w:t>
       <w:br/>
       <w:br/>
     </w:r>

--- a/klagomål/A 22307-2026 FSC-klagomål.docx
+++ b/klagomål/A 22307-2026 FSC-klagomål.docx
@@ -1001,7 +1001,7 @@
     <w:r>
       <w:tab/>
       <w:tab/>
-      <w:t>2026-08-02</w:t>
+      <w:t>2026-08-03</w:t>
       <w:br/>
       <w:br/>
     </w:r>

--- a/klagomål/A 22307-2026 FSC-klagomål.docx
+++ b/klagomål/A 22307-2026 FSC-klagomål.docx
@@ -1001,7 +1001,7 @@
     <w:r>
       <w:tab/>
       <w:tab/>
-      <w:t>2026-08-03</w:t>
+      <w:t>2026-08-04</w:t>
       <w:br/>
       <w:br/>
     </w:r>

--- a/klagomål/A 22307-2026 FSC-klagomål.docx
+++ b/klagomål/A 22307-2026 FSC-klagomål.docx
@@ -1001,7 +1001,7 @@
     <w:r>
       <w:tab/>
       <w:tab/>
-      <w:t>2026-08-04</w:t>
+      <w:t>2026-08-05</w:t>
       <w:br/>
       <w:br/>
     </w:r>

--- a/klagomål/A 22307-2026 FSC-klagomål.docx
+++ b/klagomål/A 22307-2026 FSC-klagomål.docx
@@ -1001,7 +1001,7 @@
     <w:r>
       <w:tab/>
       <w:tab/>
-      <w:t>2026-08-05</w:t>
+      <w:t>2026-08-07</w:t>
       <w:br/>
       <w:br/>
     </w:r>

--- a/klagomål/A 22307-2026 FSC-klagomål.docx
+++ b/klagomål/A 22307-2026 FSC-klagomål.docx
@@ -1001,7 +1001,7 @@
     <w:r>
       <w:tab/>
       <w:tab/>
-      <w:t>2026-08-07</w:t>
+      <w:t>2026-08-08</w:t>
       <w:br/>
       <w:br/>
     </w:r>

--- a/klagomål/A 22307-2026 FSC-klagomål.docx
+++ b/klagomål/A 22307-2026 FSC-klagomål.docx
@@ -216,7 +216,7 @@
         <w:spacing w:after="240"/>
       </w:pPr>
       <w:r>
-        <w:t>Figur 1. Fyndplatser för naturvårdsarter i och inom 19 meter från avverkningsanmälan. Markörer utan svart kant är placerade på fyndplatsen. Markörer med svart kant är placerade vid sidan av fyndplatsen har ett svart streck som visar fyndplatsens exakta position. Kartans mittpunktskoordinat är N 6952854, E 512393 i SWEREF 99 TM.</w:t>
+        <w:t>Figur 1. Fyndplatser för naturvårdsarter i och inom 19 meter från avverkningsanmälan. Markörer utan svart kant är placerade på fyndplatsen. Markörer med svart kant är placerade vid sidan av fyndplatsen och har ett svart streck som visar fyndplatsens exakta position. Kartans mittpunktskoordinat är N 6952854, E 512393 i SWEREF 99 TM.</w:t>
       </w:r>
     </w:p>
     <w:p>
@@ -1001,7 +1001,7 @@
     <w:r>
       <w:tab/>
       <w:tab/>
-      <w:t>2026-08-14</w:t>
+      <w:t>2026-08-15</w:t>
       <w:br/>
       <w:br/>
     </w:r>

--- a/klagomål/A 22307-2026 FSC-klagomål.docx
+++ b/klagomål/A 22307-2026 FSC-klagomål.docx
@@ -1001,7 +1001,7 @@
     <w:r>
       <w:tab/>
       <w:tab/>
-      <w:t>2026-08-15</w:t>
+      <w:t>2026-08-16</w:t>
       <w:br/>
       <w:br/>
     </w:r>

--- a/klagomål/A 22307-2026 FSC-klagomål.docx
+++ b/klagomål/A 22307-2026 FSC-klagomål.docx
@@ -1001,7 +1001,7 @@
     <w:r>
       <w:tab/>
       <w:tab/>
-      <w:t>2026-08-16</w:t>
+      <w:t>2026-08-17</w:t>
       <w:br/>
       <w:br/>
     </w:r>

--- a/klagomål/A 22307-2026 FSC-klagomål.docx
+++ b/klagomål/A 22307-2026 FSC-klagomål.docx
@@ -1001,7 +1001,7 @@
     <w:r>
       <w:tab/>
       <w:tab/>
-      <w:t>2026-08-17</w:t>
+      <w:t>2026-08-18</w:t>
       <w:br/>
       <w:br/>
     </w:r>

--- a/klagomål/A 22307-2026 FSC-klagomål.docx
+++ b/klagomål/A 22307-2026 FSC-klagomål.docx
@@ -1001,7 +1001,7 @@
     <w:r>
       <w:tab/>
       <w:tab/>
-      <w:t>2026-08-18</w:t>
+      <w:t>2026-08-19</w:t>
       <w:br/>
       <w:br/>
     </w:r>

--- a/klagomål/A 22307-2026 FSC-klagomål.docx
+++ b/klagomål/A 22307-2026 FSC-klagomål.docx
@@ -1001,7 +1001,7 @@
     <w:r>
       <w:tab/>
       <w:tab/>
-      <w:t>2026-08-19</w:t>
+      <w:t>2026-08-20</w:t>
       <w:br/>
       <w:br/>
     </w:r>

--- a/klagomål/A 22307-2026 FSC-klagomål.docx
+++ b/klagomål/A 22307-2026 FSC-klagomål.docx
@@ -1001,7 +1001,7 @@
     <w:r>
       <w:tab/>
       <w:tab/>
-      <w:t>2026-08-20</w:t>
+      <w:t>2026-08-21</w:t>
       <w:br/>
       <w:br/>
     </w:r>

--- a/klagomål/A 22307-2026 FSC-klagomål.docx
+++ b/klagomål/A 22307-2026 FSC-klagomål.docx
@@ -1001,7 +1001,7 @@
     <w:r>
       <w:tab/>
       <w:tab/>
-      <w:t>2026-08-21</w:t>
+      <w:t>2026-08-22</w:t>
       <w:br/>
       <w:br/>
     </w:r>

--- a/klagomål/A 22307-2026 FSC-klagomål.docx
+++ b/klagomål/A 22307-2026 FSC-klagomål.docx
@@ -1001,7 +1001,7 @@
     <w:r>
       <w:tab/>
       <w:tab/>
-      <w:t>2026-08-22</w:t>
+      <w:t>2026-08-23</w:t>
       <w:br/>
       <w:br/>
     </w:r>

--- a/klagomål/A 22307-2026 FSC-klagomål.docx
+++ b/klagomål/A 22307-2026 FSC-klagomål.docx
@@ -1001,7 +1001,7 @@
     <w:r>
       <w:tab/>
       <w:tab/>
-      <w:t>2026-08-23</w:t>
+      <w:t>2026-08-24</w:t>
       <w:br/>
       <w:br/>
     </w:r>

--- a/klagomål/A 22307-2026 FSC-klagomål.docx
+++ b/klagomål/A 22307-2026 FSC-klagomål.docx
@@ -1001,7 +1001,7 @@
     <w:r>
       <w:tab/>
       <w:tab/>
-      <w:t>2026-08-24</w:t>
+      <w:t>2026-08-25</w:t>
       <w:br/>
       <w:br/>
     </w:r>

--- a/klagomål/A 22307-2026 FSC-klagomål.docx
+++ b/klagomål/A 22307-2026 FSC-klagomål.docx
@@ -1001,7 +1001,7 @@
     <w:r>
       <w:tab/>
       <w:tab/>
-      <w:t>2026-08-25</w:t>
+      <w:t>2026-08-26</w:t>
       <w:br/>
       <w:br/>
     </w:r>

--- a/klagomål/A 22307-2026 FSC-klagomål.docx
+++ b/klagomål/A 22307-2026 FSC-klagomål.docx
@@ -1001,7 +1001,7 @@
     <w:r>
       <w:tab/>
       <w:tab/>
-      <w:t>2026-08-26</w:t>
+      <w:t>2026-08-27</w:t>
       <w:br/>
       <w:br/>
     </w:r>

--- a/klagomål/A 22307-2026 FSC-klagomål.docx
+++ b/klagomål/A 22307-2026 FSC-klagomål.docx
@@ -1001,7 +1001,7 @@
     <w:r>
       <w:tab/>
       <w:tab/>
-      <w:t>2026-08-27</w:t>
+      <w:t>2026-08-28</w:t>
       <w:br/>
       <w:br/>
     </w:r>

--- a/klagomål/A 22307-2026 FSC-klagomål.docx
+++ b/klagomål/A 22307-2026 FSC-klagomål.docx
@@ -1001,7 +1001,7 @@
     <w:r>
       <w:tab/>
       <w:tab/>
-      <w:t>2026-08-28</w:t>
+      <w:t>2026-08-29</w:t>
       <w:br/>
       <w:br/>
     </w:r>

--- a/klagomål/A 22307-2026 FSC-klagomål.docx
+++ b/klagomål/A 22307-2026 FSC-klagomål.docx
@@ -1001,7 +1001,7 @@
     <w:r>
       <w:tab/>
       <w:tab/>
-      <w:t>2026-08-29</w:t>
+      <w:t>2026-08-31</w:t>
       <w:br/>
       <w:br/>
     </w:r>

--- a/klagomål/A 22307-2026 FSC-klagomål.docx
+++ b/klagomål/A 22307-2026 FSC-klagomål.docx
@@ -1001,7 +1001,7 @@
     <w:r>
       <w:tab/>
       <w:tab/>
-      <w:t>2026-08-31</w:t>
+      <w:t>2026-09-01</w:t>
       <w:br/>
       <w:br/>
     </w:r>

--- a/klagomål/A 22307-2026 FSC-klagomål.docx
+++ b/klagomål/A 22307-2026 FSC-klagomål.docx
@@ -1001,7 +1001,7 @@
     <w:r>
       <w:tab/>
       <w:tab/>
-      <w:t>2026-09-01</w:t>
+      <w:t>2026-09-02</w:t>
       <w:br/>
       <w:br/>
     </w:r>

--- a/klagomål/A 22307-2026 FSC-klagomål.docx
+++ b/klagomål/A 22307-2026 FSC-klagomål.docx
@@ -1001,7 +1001,7 @@
     <w:r>
       <w:tab/>
       <w:tab/>
-      <w:t>2026-09-02</w:t>
+      <w:t>2026-09-03</w:t>
       <w:br/>
       <w:br/>
     </w:r>

--- a/klagomål/A 22307-2026 FSC-klagomål.docx
+++ b/klagomål/A 22307-2026 FSC-klagomål.docx
@@ -1001,7 +1001,7 @@
     <w:r>
       <w:tab/>
       <w:tab/>
-      <w:t>2026-09-03</w:t>
+      <w:t>2026-09-04</w:t>
       <w:br/>
       <w:br/>
     </w:r>

--- a/klagomål/A 22307-2026 FSC-klagomål.docx
+++ b/klagomål/A 22307-2026 FSC-klagomål.docx
@@ -1001,7 +1001,7 @@
     <w:r>
       <w:tab/>
       <w:tab/>
-      <w:t>2026-09-04</w:t>
+      <w:t>2026-09-05</w:t>
       <w:br/>
       <w:br/>
     </w:r>
